--- a/LA32R 指令集学习指导手册/2 基础整数指令.docx
+++ b/LA32R 指令集学习指导手册/2 基础整数指令.docx
@@ -70,7 +70,7 @@
         <w:pStyle w:val="ListParagraph"/>
         <w:numPr>
           <w:ilvl w:val="1"/>
-          <w:numId w:val="55"/>
+          <w:numId w:val="708"/>
         </w:numPr>
         <w:ind w:left="360"/>
         <w:jc w:val="left"/>
@@ -94,7 +94,7 @@
         <w:pStyle w:val="ListParagraph"/>
         <w:numPr>
           <w:ilvl w:val="1"/>
-          <w:numId w:val="55"/>
+          <w:numId w:val="708"/>
         </w:numPr>
         <w:ind w:left="360"/>
         <w:jc w:val="left"/>
@@ -148,7 +148,7 @@
         <w:pStyle w:val="ListParagraph"/>
         <w:numPr>
           <w:ilvl w:val="1"/>
-          <w:numId w:val="55"/>
+          <w:numId w:val="708"/>
         </w:numPr>
         <w:ind w:left="360"/>
         <w:jc w:val="left"/>
@@ -267,7 +267,7 @@
         <w:pStyle w:val="ListParagraph"/>
         <w:numPr>
           <w:ilvl w:val="0"/>
-          <w:numId w:val="56"/>
+          <w:numId w:val="709"/>
         </w:numPr>
         <w:jc w:val="left"/>
       </w:pPr>
@@ -352,7 +352,7 @@
         <w:pStyle w:val="ListParagraph"/>
         <w:numPr>
           <w:ilvl w:val="0"/>
-          <w:numId w:val="56"/>
+          <w:numId w:val="709"/>
         </w:numPr>
         <w:jc w:val="left"/>
       </w:pPr>
@@ -1208,7 +1208,7 @@
         <w:pStyle w:val="ListParagraph"/>
         <w:numPr>
           <w:ilvl w:val="0"/>
-          <w:numId w:val="56"/>
+          <w:numId w:val="709"/>
         </w:numPr>
         <w:jc w:val="left"/>
       </w:pPr>
@@ -1259,6 +1259,926 @@
     </w:p>
     <w:p>
       <w:pPr>
+        <w:pStyle w:val="Heading3"/>
+        <w:jc w:val="left"/>
+      </w:pPr>
+      <w:r>
+        <w:rPr>
+          <w:rStyle w:val="wolai-character-style"/>
+        </w:rPr>
+        <w:t xml:space="preserve">2.1.1 数据类型</w:t>
+      </w:r>
+    </w:p>
+    <w:p>
+      <w:pPr>
+        <w:jc w:val="left"/>
+      </w:pPr>
+      <w:r>
+        <w:rPr>
+          <w:rStyle w:val="wolai-character-style"/>
+        </w:rPr>
+        <w:t xml:space="preserve">LA32基础整数指令操作的数据类型有 4 种，分别是：</w:t>
+      </w:r>
+      <w:r>
+        <w:rPr>
+          <w:color w:val="038701"/>
+          <w:rStyle w:val="wolai-character-style"/>
+        </w:rPr>
+        <w:t xml:space="preserve">比特（bit，简记 b）、字节（Byte，简记B，长度8b）、半字（Halfword，简记 H，长度 16b）、字（Word，简记 W，长度 32b）。</w:t>
+      </w:r>
+      <w:r>
+        <w:rPr>
+          <w:u w:val="single"/>
+          <w:color w:val="038701"/>
+          <w:rStyle w:val="wolai-character-style"/>
+        </w:rPr>
+        <w:t xml:space="preserve">字节、半字、字均采用补码编码</w:t>
+      </w:r>
+    </w:p>
+    <w:p>
+      <w:pPr>
+        <w:pStyle w:val="Heading3"/>
+        <w:jc w:val="left"/>
+      </w:pPr>
+      <w:r>
+        <w:rPr>
+          <w:rStyle w:val="wolai-character-style"/>
+        </w:rPr>
+        <w:t xml:space="preserve">2.1.2 寄存器</w:t>
+      </w:r>
+    </w:p>
+    <w:p>
+      <w:pPr>
+        <w:jc w:val="left"/>
+      </w:pPr>
+      <w:r>
+        <w:rPr>
+          <w:rStyle w:val="wolai-character-style"/>
+        </w:rPr>
+        <w:t xml:space="preserve">基础整数指令涉及的寄存器包括</w:t>
+      </w:r>
+      <w:r>
+        <w:rPr>
+          <w:color w:val="038701"/>
+          <w:rStyle w:val="wolai-character-style"/>
+        </w:rPr>
+        <w:t xml:space="preserve">通用寄存器（General-purpose Register，简称GR）和程序计数器（ProgramCouner，简称 PC）</w:t>
+      </w:r>
+    </w:p>
+    <w:p>
+      <w:pPr>
+        <w:pStyle w:val="Heading4"/>
+        <w:jc w:val="left"/>
+      </w:pPr>
+      <w:r>
+        <w:rPr>
+          <w:rStyle w:val="wolai-character-style"/>
+        </w:rPr>
+        <w:t xml:space="preserve">2.1.2.1 通用寄存器</w:t>
+      </w:r>
+    </w:p>
+    <w:p>
+      <w:pPr>
+        <w:jc w:val="left"/>
+      </w:pPr>
+      <w:r>
+        <w:rPr>
+          <w:rStyle w:val="wolai-character-style"/>
+        </w:rPr>
+        <w:t xml:space="preserve">通用寄存器 GR 有 32 个，记为</w:t>
+      </w:r>
+      <w:r>
+        <w:rPr>
+          <w:color w:val="038701"/>
+          <w:rStyle w:val="wolai-character-style"/>
+        </w:rPr>
+        <w:t xml:space="preserve"> r0~r31</w:t>
+      </w:r>
+      <w:r>
+        <w:rPr>
+          <w:color w:val="4B4B4B"/>
+          <w:vertAlign w:val="superscript"/>
+          <w:rStyle w:val="wolai-character-style"/>
+        </w:rPr>
+        <w:t xml:space="preserve">注释2</w:t>
+      </w:r>
+      <w:r>
+        <w:rPr>
+          <w:rStyle w:val="wolai-character-style"/>
+        </w:rPr>
+        <w:t xml:space="preserve">，其中</w:t>
+      </w:r>
+      <w:r>
+        <w:rPr>
+          <w:color w:val="038701"/>
+          <w:rStyle w:val="wolai-character-style"/>
+        </w:rPr>
+        <w:t xml:space="preserve">第 0 号寄存器 r0 的值恒为 0</w:t>
+      </w:r>
+      <w:r>
+        <w:rPr>
+          <w:color w:val="4B4B4B"/>
+          <w:vertAlign w:val="superscript"/>
+          <w:rStyle w:val="wolai-character-style"/>
+        </w:rPr>
+        <w:t xml:space="preserve">注释3</w:t>
+      </w:r>
+      <w:r>
+        <w:rPr>
+          <w:rStyle w:val="wolai-character-style"/>
+        </w:rPr>
+        <w:t xml:space="preserve">。</w:t>
+      </w:r>
+      <w:r>
+        <w:rPr>
+          <w:color w:val="038701"/>
+          <w:rStyle w:val="wolai-character-style"/>
+        </w:rPr>
+        <w:t xml:space="preserve">LA32的GR 的位宽是32 比特</w:t>
+      </w:r>
+      <w:r>
+        <w:rPr>
+          <w:rStyle w:val="wolai-character-style"/>
+        </w:rPr>
+        <w:t xml:space="preserve">。基础整数指令与通用寄存器存在</w:t>
+      </w:r>
+      <w:r>
+        <w:rPr>
+          <w:color w:val="038701"/>
+          <w:rStyle w:val="wolai-character-style"/>
+        </w:rPr>
+        <w:t xml:space="preserve">正交</w:t>
+      </w:r>
+      <w:r>
+        <w:rPr>
+          <w:rStyle w:val="wolai-character-style"/>
+        </w:rPr>
+        <w:t xml:space="preserve">关系。即从架构角度而言，</w:t>
+      </w:r>
+      <w:r>
+        <w:rPr>
+          <w:color w:val="0575C5"/>
+          <w:rStyle w:val="wolai-character-style"/>
+        </w:rPr>
+        <w:t xml:space="preserve">这些指令中任一个寄存器操作数都可以采用32个 GR 中的任一个</w:t>
+      </w:r>
+      <w:r>
+        <w:rPr>
+          <w:rStyle w:val="wolai-character-style"/>
+        </w:rPr>
+        <w:t xml:space="preserve">。唯一的例外是 </w:t>
+      </w:r>
+      <w:r>
+        <w:rPr>
+          <w:color w:val="DFAB01"/>
+          <w:rStyle w:val="wolai-character-style"/>
+        </w:rPr>
+        <w:t xml:space="preserve">BL 指令中隐含的目的寄存器一定是r1——</w:t>
+      </w:r>
+      <w:r>
+        <w:rPr>
+          <w:rStyle w:val="wolai-character-style"/>
+        </w:rPr>
+        <w:t xml:space="preserve">因为在标准的龙芯架构应用程序二进制接口API中，</w:t>
+      </w:r>
+      <w:r>
+        <w:rPr>
+          <w:color w:val="038701"/>
+          <w:rStyle w:val="wolai-character-style"/>
+        </w:rPr>
+        <w:t xml:space="preserve">r1 固定作为存放函数调用返回地址的寄存器。</w:t>
+      </w:r>
+    </w:p>
+    <w:p>
+      <w:pPr>
+        <w:pStyle w:val="Heading4"/>
+        <w:jc w:val="left"/>
+      </w:pPr>
+      <w:r>
+        <w:rPr>
+          <w:rStyle w:val="wolai-character-style"/>
+        </w:rPr>
+        <w:t xml:space="preserve">2.1.2.2 PC</w:t>
+      </w:r>
+    </w:p>
+    <w:p>
+      <w:pPr>
+        <w:jc w:val="left"/>
+      </w:pPr>
+      <w:r>
+        <w:rPr>
+          <w:color w:val="038701"/>
+          <w:rStyle w:val="wolai-character-style"/>
+        </w:rPr>
+        <w:t xml:space="preserve">PC宽度与GR一致，记录着</w:t>
+      </w:r>
+      <w:r>
+        <w:rPr>
+          <w:u w:val="single"/>
+          <w:color w:val="038701"/>
+          <w:rStyle w:val="wolai-character-style"/>
+        </w:rPr>
+        <w:t xml:space="preserve">当前指令的地址</w:t>
+      </w:r>
+      <w:r>
+        <w:rPr>
+          <w:color w:val="038701"/>
+          <w:rStyle w:val="wolai-character-style"/>
+        </w:rPr>
+        <w:t xml:space="preserve">。只能被</w:t>
+      </w:r>
+      <w:r>
+        <w:rPr>
+          <w:u w:val="single"/>
+          <w:color w:val="038701"/>
+          <w:rStyle w:val="wolai-character-style"/>
+        </w:rPr>
+        <w:t xml:space="preserve">转移指令、异常陷入和返回指令</w:t>
+      </w:r>
+      <w:r>
+        <w:rPr>
+          <w:color w:val="038701"/>
+          <w:rStyle w:val="wolai-character-style"/>
+        </w:rPr>
+        <w:t xml:space="preserve">间接修改，也可以作为</w:t>
+      </w:r>
+      <w:r>
+        <w:rPr>
+          <w:u w:val="single"/>
+          <w:color w:val="038701"/>
+          <w:rStyle w:val="wolai-character-style"/>
+        </w:rPr>
+        <w:t xml:space="preserve">一些非转移指令的源操作数直接读取</w:t>
+      </w:r>
+      <w:r>
+        <w:rPr>
+          <w:color w:val="038701"/>
+          <w:rStyle w:val="wolai-character-style"/>
+        </w:rPr>
+        <w:t xml:space="preserve">。</w:t>
+      </w:r>
+    </w:p>
+    <w:p>
+      <w:pPr>
+        <w:pStyle w:val="Heading3"/>
+        <w:jc w:val="left"/>
+      </w:pPr>
+      <w:r>
+        <w:rPr>
+          <w:rStyle w:val="wolai-character-style"/>
+        </w:rPr>
+        <w:t xml:space="preserve">2.1.3 运行特权等级</w:t>
+      </w:r>
+    </w:p>
+    <w:p>
+      <w:pPr>
+        <w:jc w:val="left"/>
+      </w:pPr>
+      <w:r>
+        <w:rPr>
+          <w:rStyle w:val="wolai-character-style"/>
+        </w:rPr>
+        <w:t xml:space="preserve">LA32R定义了两个运行特权等级——PLV0和PLV3</w:t>
+      </w:r>
+    </w:p>
+    <w:p>
+      <w:pPr>
+        <w:ind w:left="360"/>
+        <w:jc w:val="left"/>
+      </w:pPr>
+      <w:r>
+        <w:rPr>
+          <w:rStyle w:val="wolai-character-style"/>
+        </w:rPr>
+        <w:t xml:space="preserve">PLV0是内核级，运行应用软件和系统软件</w:t>
+      </w:r>
+      <w:r>
+        <w:rPr>
+          <w:rStyle w:val="wolai-character-style"/>
+        </w:rPr>
+        <w:br/>
+        <w:t xml:space="preserve">PLV3是应用级，运行应用软件</w:t>
+      </w:r>
+    </w:p>
+    <w:p>
+      <w:pPr>
+        <w:pStyle w:val="Heading3"/>
+        <w:jc w:val="left"/>
+      </w:pPr>
+      <w:r>
+        <w:rPr>
+          <w:rStyle w:val="wolai-character-style"/>
+        </w:rPr>
+        <w:t xml:space="preserve">2.1.4 异常和中断</w:t>
+      </w:r>
+    </w:p>
+    <w:p>
+      <w:pPr>
+        <w:jc w:val="left"/>
+      </w:pPr>
+      <w:r>
+        <w:rPr>
+          <w:color w:val="038701"/>
+          <w:rStyle w:val="wolai-character-style"/>
+        </w:rPr>
+        <w:t xml:space="preserve">异常（Exception）和中断（Interrupt）会打断当前正在执行的应用程序，将程序执行流切换到异常/中断处理程序的入口处开始执行。其中</w:t>
+      </w:r>
+      <w:r>
+        <w:rPr>
+          <w:u w:val="single"/>
+          <w:color w:val="038701"/>
+          <w:rStyle w:val="wolai-character-style"/>
+        </w:rPr>
+        <w:t xml:space="preserve">异常由指令在执行过程中发生的异常情况引发</w:t>
+      </w:r>
+      <w:r>
+        <w:rPr>
+          <w:color w:val="038701"/>
+          <w:rStyle w:val="wolai-character-style"/>
+        </w:rPr>
+        <w:t xml:space="preserve">，而</w:t>
+      </w:r>
+      <w:r>
+        <w:rPr>
+          <w:u w:val="single"/>
+          <w:color w:val="038701"/>
+          <w:rStyle w:val="wolai-character-style"/>
+        </w:rPr>
+        <w:t xml:space="preserve">中断则由外部事件（如中断输入信号）引发</w:t>
+      </w:r>
+      <w:r>
+        <w:rPr>
+          <w:color w:val="038701"/>
+          <w:rStyle w:val="wolai-character-style"/>
+        </w:rPr>
+        <w:t xml:space="preserve">。</w:t>
+      </w:r>
+    </w:p>
+    <w:p>
+      <w:pPr>
+        <w:jc w:val="left"/>
+      </w:pPr>
+      <w:r>
+        <w:t xml:space="preserve"/>
+      </w:r>
+      <w:r>
+        <w:rPr>
+          <w:color w:val="DFAB01"/>
+          <w:rStyle w:val="wolai-character-style"/>
+        </w:rPr>
+        <w:t xml:space="preserve">✨</w:t>
+      </w:r>
+      <w:r>
+        <w:rPr>
+          <w:color w:val="DFAB01"/>
+          <w:rStyle w:val="wolai-character-style"/>
+        </w:rPr>
+        <w:t xml:space="preserve">产生异常/中断不一定引发执行流的改变</w:t>
+      </w:r>
+    </w:p>
+    <w:p>
+      <w:pPr>
+        <w:ind w:left="360"/>
+        <w:jc w:val="left"/>
+      </w:pPr>
+      <w:r>
+        <w:rPr>
+          <w:rStyle w:val="wolai-character-style"/>
+        </w:rPr>
+        <w:t xml:space="preserve">触发异常/中断一定改变当前执行流，转移到异常/中断服务程序入口处</w:t>
+      </w:r>
+    </w:p>
+    <w:p>
+      <w:pPr>
+        <w:jc w:val="left"/>
+      </w:pPr>
+      <w:r>
+        <w:rPr>
+          <w:rStyle w:val="wolai-character-style"/>
+        </w:rPr>
+        <w:t xml:space="preserve">应用软件能够感知到的异常有：</w:t>
+      </w:r>
+    </w:p>
+    <w:p>
+      <w:pPr>
+        <w:pStyle w:val="ListParagraph"/>
+        <w:numPr>
+          <w:ilvl w:val="1"/>
+          <w:numId w:val="710"/>
+        </w:numPr>
+        <w:ind w:left="360"/>
+        <w:jc w:val="left"/>
+      </w:pPr>
+      <w:r>
+        <w:rPr>
+          <w:color w:val="038701"/>
+          <w:rStyle w:val="wolai-character-style"/>
+        </w:rPr>
+        <w:t xml:space="preserve">系统调用异常：syscall指令</w:t>
+      </w:r>
+    </w:p>
+    <w:p>
+      <w:pPr>
+        <w:pStyle w:val="ListParagraph"/>
+        <w:numPr>
+          <w:ilvl w:val="1"/>
+          <w:numId w:val="710"/>
+        </w:numPr>
+        <w:ind w:left="360"/>
+        <w:jc w:val="left"/>
+      </w:pPr>
+      <w:r>
+        <w:rPr>
+          <w:color w:val="038701"/>
+          <w:rStyle w:val="wolai-character-style"/>
+        </w:rPr>
+        <w:t xml:space="preserve">断点异常：break指令</w:t>
+      </w:r>
+    </w:p>
+    <w:p>
+      <w:pPr>
+        <w:pStyle w:val="ListParagraph"/>
+        <w:numPr>
+          <w:ilvl w:val="1"/>
+          <w:numId w:val="710"/>
+        </w:numPr>
+        <w:ind w:left="360"/>
+        <w:jc w:val="left"/>
+      </w:pPr>
+      <w:r>
+        <w:rPr>
+          <w:color w:val="038701"/>
+          <w:rStyle w:val="wolai-character-style"/>
+        </w:rPr>
+        <w:t xml:space="preserve">指令不存在异常：指令编码并未在架构中定义</w:t>
+      </w:r>
+    </w:p>
+    <w:p>
+      <w:pPr>
+        <w:pStyle w:val="ListParagraph"/>
+        <w:numPr>
+          <w:ilvl w:val="1"/>
+          <w:numId w:val="710"/>
+        </w:numPr>
+        <w:ind w:left="360"/>
+        <w:jc w:val="left"/>
+      </w:pPr>
+      <w:r>
+        <w:rPr>
+          <w:color w:val="038701"/>
+          <w:rStyle w:val="wolai-character-style"/>
+        </w:rPr>
+        <w:t xml:space="preserve">特权指令错异常：在应用软件PLV3执行特权指令</w:t>
+      </w:r>
+    </w:p>
+    <w:p>
+      <w:pPr>
+        <w:pStyle w:val="ListParagraph"/>
+        <w:numPr>
+          <w:ilvl w:val="1"/>
+          <w:numId w:val="710"/>
+        </w:numPr>
+        <w:ind w:left="360"/>
+        <w:jc w:val="left"/>
+      </w:pPr>
+      <w:r>
+        <w:rPr>
+          <w:color w:val="038701"/>
+          <w:rStyle w:val="wolai-character-style"/>
+        </w:rPr>
+        <w:t xml:space="preserve">地址错异常：地址未4字节对齐</w:t>
+      </w:r>
+    </w:p>
+    <w:p>
+      <w:pPr>
+        <w:pStyle w:val="ListParagraph"/>
+        <w:numPr>
+          <w:ilvl w:val="1"/>
+          <w:numId w:val="710"/>
+        </w:numPr>
+        <w:ind w:left="360"/>
+        <w:jc w:val="left"/>
+      </w:pPr>
+      <w:r>
+        <w:rPr>
+          <w:color w:val="038701"/>
+          <w:rStyle w:val="wolai-character-style"/>
+        </w:rPr>
+        <w:t xml:space="preserve">浮点错异常：浮点数据运算出现异常情况</w:t>
+      </w:r>
+    </w:p>
+    <w:p>
+      <w:pPr>
+        <w:pStyle w:val="Heading3"/>
+        <w:jc w:val="left"/>
+      </w:pPr>
+      <w:r>
+        <w:rPr>
+          <w:rStyle w:val="wolai-character-style"/>
+        </w:rPr>
+        <w:t xml:space="preserve">2.1.5 内存地址空间</w:t>
+      </w:r>
+    </w:p>
+    <w:p>
+      <w:pPr>
+        <w:jc w:val="left"/>
+      </w:pPr>
+      <w:r>
+        <w:rPr>
+          <w:rStyle w:val="wolai-character-style"/>
+        </w:rPr>
+        <w:t xml:space="preserve">LA32R中的内存地址空间是一个字节寻址的线性连续地址空间，访问范围是</w:t>
+      </w:r>
+      <m:oMath>
+        <m:r>
+          <m:t>0</m:t>
+        </m:r>
+        <m:r>
+          <m:t>dots</m:t>
+        </m:r>
+        <m:sSup>
+          <m:sSupPr/>
+          <m:e>
+            <m:r>
+              <m:t>2</m:t>
+            </m:r>
+          </m:e>
+          <m:sup>
+            <m:r>
+              <m:t>31</m:t>
+            </m:r>
+          </m:sup>
+        </m:sSup>
+        <m:r>
+          <m:t>-</m:t>
+        </m:r>
+        <m:r>
+          <m:t>1</m:t>
+        </m:r>
+      </m:oMath>
+    </w:p>
+    <w:p>
+      <w:pPr>
+        <w:pStyle w:val="Heading3"/>
+        <w:jc w:val="left"/>
+      </w:pPr>
+      <w:r>
+        <w:rPr>
+          <w:rStyle w:val="wolai-character-style"/>
+        </w:rPr>
+        <w:t xml:space="preserve">2.1.6 采用小端的字节顺序</w:t>
+      </w:r>
+    </w:p>
+    <w:p>
+      <w:pPr>
+        <w:pStyle w:val="Heading3"/>
+        <w:jc w:val="left"/>
+      </w:pPr>
+      <w:r>
+        <w:rPr>
+          <w:rStyle w:val="wolai-character-style"/>
+        </w:rPr>
+        <w:t xml:space="preserve">2.1.7 存储访问类型</w:t>
+      </w:r>
+    </w:p>
+    <w:p>
+      <w:pPr>
+        <w:jc w:val="left"/>
+      </w:pPr>
+      <w:r>
+        <w:rPr>
+          <w:rStyle w:val="wolai-character-style"/>
+        </w:rPr>
+        <w:t xml:space="preserve">LA32R支持两种存储访问类型：</w:t>
+      </w:r>
+      <w:r>
+        <w:rPr>
+          <w:color w:val="038701"/>
+          <w:rStyle w:val="wolai-character-style"/>
+        </w:rPr>
+        <w:t xml:space="preserve">一致可缓存CC和强序非缓存SUC</w:t>
+      </w:r>
+    </w:p>
+    <w:p>
+      <w:pPr>
+        <w:jc w:val="left"/>
+      </w:pPr>
+      <w:r>
+        <w:rPr>
+          <w:rStyle w:val="wolai-character-style"/>
+        </w:rPr>
+        <w:t xml:space="preserve">存储访问类型与访存虚拟地址绑定，通过页表项中的MAT域决定——0表示SUC、1表示CC、2/3保留</w:t>
+      </w:r>
+    </w:p>
+    <w:p>
+      <w:pPr>
+        <w:jc w:val="left"/>
+      </w:pPr>
+      <w:r>
+        <w:rPr>
+          <w:rStyle w:val="wolai-character-style"/>
+        </w:rPr>
+        <w:t xml:space="preserve">当采用CC时，所访问的对象</w:t>
+      </w:r>
+      <w:r>
+        <w:rPr>
+          <w:color w:val="0575C5"/>
+          <w:rStyle w:val="wolai-character-style"/>
+        </w:rPr>
+        <w:t xml:space="preserve">既可以是最终存储对象也可以是处理器中维护有缓存一致性的缓存</w:t>
+      </w:r>
+      <w:r>
+        <w:rPr>
+          <w:rStyle w:val="wolai-character-style"/>
+        </w:rPr>
+        <w:t xml:space="preserve">。通常采用这种访问类型访问内存以</w:t>
+      </w:r>
+      <w:r>
+        <w:rPr>
+          <w:color w:val="0575C5"/>
+          <w:rStyle w:val="wolai-character-style"/>
+        </w:rPr>
+        <w:t xml:space="preserve">获得高性能</w:t>
+      </w:r>
+    </w:p>
+    <w:p>
+      <w:pPr>
+        <w:jc w:val="left"/>
+      </w:pPr>
+      <w:r>
+        <w:rPr>
+          <w:rStyle w:val="wolai-character-style"/>
+        </w:rPr>
+        <w:t xml:space="preserve">当采用SUC或者WUC时</w:t>
+      </w:r>
+      <w:r>
+        <w:rPr>
+          <w:color w:val="0575C5"/>
+          <w:rStyle w:val="wolai-character-style"/>
+        </w:rPr>
+        <w:t xml:space="preserve">只能直接访问最终存储对象</w:t>
+      </w:r>
+      <w:r>
+        <w:rPr>
+          <w:rStyle w:val="wolai-character-style"/>
+        </w:rPr>
+        <w:t xml:space="preserve">。SUC和WUC的区别是SUC满足</w:t>
+      </w:r>
+      <w:r>
+        <w:rPr>
+          <w:color w:val="0575C5"/>
+          <w:rStyle w:val="wolai-character-style"/>
+        </w:rPr>
+        <w:t xml:space="preserve">顺序一致性，即所有访问严格按照程序中的次序执行且当前访存操作彻底完成前不能开始执行下一个访存操作</w:t>
+      </w:r>
+    </w:p>
+    <w:p>
+      <w:pPr>
+        <w:jc w:val="left"/>
+      </w:pPr>
+      <w:r>
+        <w:rPr>
+          <w:rStyle w:val="wolai-character-style"/>
+        </w:rPr>
+        <w:t xml:space="preserve">LA32R只要求强序非缓存类型的</w:t>
+      </w:r>
+      <w:r>
+        <w:rPr>
+          <w:b/>
+          <w:bCs/>
+          <w:color w:val="038701"/>
+          <w:rStyle w:val="wolai-character-style"/>
+        </w:rPr>
+        <w:t xml:space="preserve">访存指令</w:t>
+      </w:r>
+      <w:r>
+        <w:rPr>
+          <w:rStyle w:val="wolai-character-style"/>
+        </w:rPr>
+        <w:t xml:space="preserve">不能有副作用（Side Effect），即</w:t>
+      </w:r>
+      <w:r>
+        <w:rPr>
+          <w:b/>
+          <w:bCs/>
+          <w:color w:val="038701"/>
+          <w:rStyle w:val="wolai-character-style"/>
+        </w:rPr>
+        <w:t xml:space="preserve">此类指令不允许不可推测的执行</w:t>
+      </w:r>
+      <w:r>
+        <w:rPr>
+          <w:rStyle w:val="wolai-character-style"/>
+        </w:rPr>
+        <w:t xml:space="preserve">。软件可以利用这一特性通过强序非缓存类型的访存指令来访问系统中的I/O设备。但是，LA32R允许强序非缓存类型的</w:t>
+      </w:r>
+      <w:r>
+        <w:rPr>
+          <w:b/>
+          <w:bCs/>
+          <w:color w:val="038701"/>
+          <w:rStyle w:val="wolai-character-style"/>
+        </w:rPr>
+        <w:t xml:space="preserve">取指操作具有副作用</w:t>
+      </w:r>
+      <w:r>
+        <w:rPr>
+          <w:rStyle w:val="wolai-character-style"/>
+        </w:rPr>
+        <w:t xml:space="preserve">。这是指，访问类型是强序非缓存类型的取指操作，</w:t>
+      </w:r>
+      <w:r>
+        <w:rPr>
+          <w:b/>
+          <w:bCs/>
+          <w:color w:val="038701"/>
+          <w:rStyle w:val="wolai-character-style"/>
+        </w:rPr>
+        <w:t xml:space="preserve">即使它源自转移预测的结果，也允许执行</w:t>
+      </w:r>
+      <w:r>
+        <w:rPr>
+          <w:rStyle w:val="wolai-character-style"/>
+        </w:rPr>
+        <w:t xml:space="preserve">。</w:t>
+      </w:r>
+      <w:r>
+        <w:rPr>
+          <w:strike/>
+          <w:rStyle w:val="wolai-character-style"/>
+        </w:rPr>
+        <w:t xml:space="preserve">为避免此类推测执行所产生的核外访存</w:t>
+      </w:r>
+      <w:r>
+        <w:rPr>
+          <w:color w:val="4B4B4B"/>
+          <w:vertAlign w:val="superscript"/>
+          <w:rStyle w:val="wolai-character-style"/>
+        </w:rPr>
+        <w:t xml:space="preserve">注释4</w:t>
+      </w:r>
+      <w:r>
+        <w:rPr>
+          <w:strike/>
+          <w:rStyle w:val="wolai-character-style"/>
+        </w:rPr>
+        <w:t xml:space="preserve">操作误入非法的物理地址空间，需要在片上网络</w:t>
+      </w:r>
+      <w:r>
+        <w:rPr>
+          <w:color w:val="4B4B4B"/>
+          <w:vertAlign w:val="superscript"/>
+          <w:rStyle w:val="wolai-character-style"/>
+        </w:rPr>
+        <w:t xml:space="preserve">注释5</w:t>
+      </w:r>
+      <w:r>
+        <w:rPr>
+          <w:strike/>
+          <w:rStyle w:val="wolai-character-style"/>
+        </w:rPr>
+        <w:t xml:space="preserve">中过滤掉存在风险的访问。</w:t>
+      </w:r>
+      <w:r>
+        <w:rPr>
+          <w:color w:val="4B4B4B"/>
+          <w:vertAlign w:val="superscript"/>
+          <w:rStyle w:val="wolai-character-style"/>
+        </w:rPr>
+        <w:t xml:space="preserve">注释6</w:t>
+      </w:r>
+    </w:p>
+    <w:p>
+      <w:pPr>
+        <w:pStyle w:val="Heading3"/>
+        <w:jc w:val="left"/>
+      </w:pPr>
+      <w:r>
+        <w:rPr>
+          <w:rStyle w:val="wolai-character-style"/>
+        </w:rPr>
+        <w:t xml:space="preserve">2.1.8非对齐存储访问</w:t>
+      </w:r>
+    </w:p>
+    <w:p>
+      <w:pPr>
+        <w:jc w:val="left"/>
+      </w:pPr>
+      <w:r>
+        <w:rPr>
+          <w:color w:val="038701"/>
+          <w:rStyle w:val="wolai-character-style"/>
+        </w:rPr>
+        <w:t xml:space="preserve">所有取指操作的访存地址必须 4 字节边界对齐，否则将触发取指地址错异常（ADEF）</w:t>
+      </w:r>
+      <w:r>
+        <w:rPr>
+          <w:rStyle w:val="wolai-character-style"/>
+        </w:rPr>
+        <w:t xml:space="preserve">。所有访存指令都要进行地址对齐检查。对于需要进行地址对齐检查的访存指令，如果其</w:t>
+      </w:r>
+      <w:r>
+        <w:rPr>
+          <w:color w:val="038701"/>
+          <w:rStyle w:val="wolai-character-style"/>
+        </w:rPr>
+        <w:t xml:space="preserve">访问的地址不是自然对齐的，将触发地址非对齐异常（ALE）</w:t>
+      </w:r>
+    </w:p>
+    <w:p>
+      <w:pPr>
+        <w:pStyle w:val="Heading3"/>
+        <w:jc w:val="left"/>
+      </w:pPr>
+      <w:r>
+        <w:rPr>
+          <w:rStyle w:val="wolai-character-style"/>
+        </w:rPr>
+        <w:t xml:space="preserve">2.1.9</w:t>
+      </w:r>
+      <w:r>
+        <w:rPr>
+          <w:strike/>
+          <w:rStyle w:val="wolai-character-style"/>
+        </w:rPr>
+        <w:t xml:space="preserve">存储一致性模型</w:t>
+      </w:r>
+      <w:r>
+        <w:rPr>
+          <w:color w:val="4B4B4B"/>
+          <w:vertAlign w:val="superscript"/>
+          <w:rStyle w:val="wolai-character-style"/>
+        </w:rPr>
+        <w:t xml:space="preserve">注释7</w:t>
+      </w:r>
+    </w:p>
+    <w:p>
+      <w:pPr>
+        <w:jc w:val="left"/>
+      </w:pPr>
+      <w:r>
+        <w:rPr>
+          <w:rStyle w:val="wolai-character-style"/>
+        </w:rPr>
+        <w:t xml:space="preserve">LA32R的存储一致性模型采用弱一致性WC模型</w:t>
+      </w:r>
+    </w:p>
+    <w:p>
+      <w:pPr>
+        <w:jc w:val="left"/>
+      </w:pPr>
+      <w:r>
+        <w:rPr>
+          <w:rStyle w:val="wolai-character-style"/>
+        </w:rPr>
+        <w:t xml:space="preserve">在弱一致性模型中，同步操作和普通访存需要区分开来，程序员必须用架构所定义的同步操作把对于写共享单元的访问保护起来，以保证多个处理器核对于写共享单元的访问是互斥的。对访存事件发生次序做如下限制：</w:t>
+      </w:r>
+    </w:p>
+    <w:p>
+      <w:pPr>
+        <w:pStyle w:val="ListParagraph"/>
+        <w:numPr>
+          <w:ilvl w:val="0"/>
+          <w:numId w:val="711"/>
+        </w:numPr>
+        <w:jc w:val="left"/>
+      </w:pPr>
+      <w:r>
+        <w:rPr>
+          <w:rStyle w:val="wolai-character-style"/>
+        </w:rPr>
+        <w:t xml:space="preserve">同步操作的执行满足顺序一致性条件。即同步操作在所有处理器核中都严格按照其在程序中出现的次序执行，且在当前同步操作彻底完成之前不能开始执行下一个同步操作。2. 在任一普通访存操作允许被执行之前，所有在同一处理器核中先于这一访存操作的同步操作都已经完成；</w:t>
+      </w:r>
+    </w:p>
+    <w:p>
+      <w:pPr>
+        <w:pStyle w:val="ListParagraph"/>
+        <w:numPr>
+          <w:ilvl w:val="0"/>
+          <w:numId w:val="711"/>
+        </w:numPr>
+        <w:jc w:val="left"/>
+      </w:pPr>
+      <w:r>
+        <w:rPr>
+          <w:rStyle w:val="wolai-character-style"/>
+        </w:rPr>
+        <w:t xml:space="preserve">在任一同步操作允许被执行之前，所有在同一处理机中先于这一同步操作的普通访存操作都已完成。</w:t>
+      </w:r>
+    </w:p>
+    <w:p>
+      <w:pPr>
+        <w:jc w:val="left"/>
+      </w:pPr>
+      <w:r>
+        <w:rPr>
+          <w:rStyle w:val="wolai-character-style"/>
+        </w:rPr>
+        <w:t xml:space="preserve">龙芯架构 32 位精简版中能够产生同步操作的指令有 DBAR、IBAR 以及LL-SC 指令对。</w:t>
+      </w:r>
+    </w:p>
+    <w:p>
+      <w:pPr>
         <w:pStyle w:val="Heading2"/>
         <w:jc w:val="left"/>
       </w:pPr>
@@ -1271,12 +2191,195 @@
     </w:p>
     <w:p>
       <w:pPr>
-        <w:jc w:val="left"/>
-      </w:pPr>
-      <w:r>
-        <w:rPr>
-          <w:rStyle w:val="wolai-character-style"/>
-        </w:rPr>
+        <w:pStyle w:val="Heading3"/>
+        <w:jc w:val="left"/>
+      </w:pPr>
+      <w:r>
+        <w:rPr>
+          <w:rStyle w:val="wolai-character-style"/>
+        </w:rPr>
+        <w:t xml:space="preserve">2.2.1 算术运算类模型</w:t>
+      </w:r>
+    </w:p>
+    <w:p>
+      <w:pPr>
+        <w:pStyle w:val="Heading4"/>
+        <w:jc w:val="left"/>
+      </w:pPr>
+      <w:r>
+        <w:rPr>
+          <w:rStyle w:val="wolai-character-style"/>
+        </w:rPr>
+        <w:t xml:space="preserve">2.2.1.1 ADD.W SUB.W</w:t>
+      </w:r>
+    </w:p>
+    <w:p>
+      <w:pPr>
+        <w:jc w:val="left"/>
+      </w:pPr>
+      <w:r>
+        <w:rPr>
+          <w:rStyle w:val="wolai-character-style"/>
+        </w:rPr>
+        <w:t xml:space="preserve">指令格式：</w:t>
+      </w:r>
+      <w:r>
+        <w:rPr>
+          <w:color w:val="558EDA"/>
+          <w:rStyle w:val="wolai-character-style"/>
+          <w:shd w:fill="F6F1F3"/>
+        </w:rPr>
+        <w:t xml:space="preserve">add.w rd, rj, rk</w:t>
+      </w:r>
+      <w:r>
+        <w:rPr>
+          <w:rStyle w:val="wolai-character-style"/>
+        </w:rPr>
+        <w:t xml:space="preserve">，</w:t>
+      </w:r>
+      <w:r>
+        <w:rPr>
+          <w:color w:val="558EDA"/>
+          <w:rStyle w:val="wolai-character-style"/>
+          <w:shd w:fill="F6F1F3"/>
+        </w:rPr>
+        <w:t xml:space="preserve">sub.w rd, rj, rk</w:t>
+      </w:r>
+    </w:p>
+    <w:p>
+      <w:pPr>
+        <w:jc w:val="left"/>
+      </w:pPr>
+      <w:r>
+        <w:rPr>
+          <w:rStyle w:val="wolai-character-style"/>
+        </w:rPr>
+        <w:t xml:space="preserve">不对溢出做任何处理</w:t>
+      </w:r>
+    </w:p>
+    <w:p>
+      <w:pPr>
+        <w:pStyle w:val="Heading4"/>
+        <w:jc w:val="left"/>
+      </w:pPr>
+      <w:r>
+        <w:rPr>
+          <w:rStyle w:val="wolai-character-style"/>
+        </w:rPr>
+        <w:t xml:space="preserve">2.2.1.2 ADDI.W</w:t>
+      </w:r>
+    </w:p>
+    <w:p>
+      <w:pPr>
+        <w:jc w:val="left"/>
+      </w:pPr>
+      <w:r>
+        <w:rPr>
+          <w:rStyle w:val="wolai-character-style"/>
+        </w:rPr>
+        <w:t xml:space="preserve">指令格式：</w:t>
+      </w:r>
+      <w:r>
+        <w:rPr>
+          <w:color w:val="558EDA"/>
+          <w:rStyle w:val="wolai-character-style"/>
+          <w:shd w:fill="F6F1F3"/>
+        </w:rPr>
+        <w:t xml:space="preserve"> addi.w rd, rj, si12</w:t>
+      </w:r>
+    </w:p>
+    <w:p>
+      <w:pPr>
+        <w:jc w:val="left"/>
+      </w:pPr>
+      <w:r>
+        <w:rPr>
+          <w:rStyle w:val="wolai-character-style"/>
+        </w:rPr>
+        <w:t xml:space="preserve">ADDI.W </w:t>
+      </w:r>
+      <w:r>
+        <w:rPr>
+          <w:color w:val="038701"/>
+          <w:rStyle w:val="wolai-character-style"/>
+        </w:rPr>
+        <w:t xml:space="preserve">将通用寄存器 rj 中的数据加上 12 比特立即数 si12</w:t>
+      </w:r>
+      <w:r>
+        <w:rPr>
+          <w:b/>
+          <w:bCs/>
+          <w:color w:val="0575C5"/>
+          <w:rStyle w:val="wolai-character-style"/>
+        </w:rPr>
+        <w:t xml:space="preserve"> 符号扩展</w:t>
+      </w:r>
+      <w:r>
+        <w:rPr>
+          <w:color w:val="038701"/>
+          <w:rStyle w:val="wolai-character-style"/>
+        </w:rPr>
+        <w:t xml:space="preserve">后的32 位数据，所得结果写入通用寄存器 rd 中。</w:t>
+      </w:r>
+    </w:p>
+    <w:p>
+      <w:pPr>
+        <w:jc w:val="left"/>
+      </w:pPr>
+      <w:r>
+        <w:rPr>
+          <w:rStyle w:val="wolai-character-style"/>
+        </w:rPr>
+        <w:t xml:space="preserve">不对溢出做任何处理</w:t>
+      </w:r>
+    </w:p>
+    <w:p>
+      <w:pPr>
+        <w:pStyle w:val="Heading4"/>
+        <w:jc w:val="left"/>
+      </w:pPr>
+      <w:r>
+        <w:rPr>
+          <w:rStyle w:val="wolai-character-style"/>
+        </w:rPr>
+        <w:t xml:space="preserve">2.2.1.3 LU12I.W</w:t>
+      </w:r>
+    </w:p>
+    <w:p>
+      <w:pPr>
+        <w:jc w:val="left"/>
+      </w:pPr>
+      <w:r>
+        <w:rPr>
+          <w:rStyle w:val="wolai-character-style"/>
+        </w:rPr>
+        <w:t xml:space="preserve">指令格式：</w:t>
+      </w:r>
+      <w:r>
+        <w:rPr>
+          <w:color w:val="558EDA"/>
+          <w:rStyle w:val="wolai-character-style"/>
+          <w:shd w:fill="F6F1F3"/>
+        </w:rPr>
+        <w:t xml:space="preserve"> lu12i.w rd, si20</w:t>
+      </w:r>
+    </w:p>
+    <w:p>
+      <w:pPr>
+        <w:jc w:val="left"/>
+      </w:pPr>
+      <w:r>
+        <w:rPr>
+          <w:rStyle w:val="wolai-character-style"/>
+        </w:rPr>
+        <w:t xml:space="preserve">LU12I.W </w:t>
+      </w:r>
+      <w:r>
+        <w:rPr>
+          <w:color w:val="038701"/>
+          <w:rStyle w:val="wolai-character-style"/>
+        </w:rPr>
+        <w:t xml:space="preserve">将 20 比特立即数 si20 最低位连接上 12 比特 0 后写入通用寄存器rd 中</w:t>
       </w:r>
     </w:p>
     <w:p>
@@ -1286,6 +2389,1352 @@
       <w:r>
         <w:t xml:space="preserve"/>
       </w:r>
+      <w:r>
+        <w:rPr>
+          <w:color w:val="DFAB01"/>
+          <w:rStyle w:val="wolai-character-style"/>
+        </w:rPr>
+        <w:t xml:space="preserve">🍉</w:t>
+      </w:r>
+      <w:r>
+        <w:rPr>
+          <w:color w:val="DFAB01"/>
+          <w:rStyle w:val="wolai-character-style"/>
+        </w:rPr>
+        <w:t xml:space="preserve">该指令与 ORI 指令一起，用于将超过 12 位的立即数装载到通用寄存器中</w:t>
+      </w:r>
+    </w:p>
+    <w:p>
+      <w:pPr>
+        <w:ind w:left="360"/>
+        <w:jc w:val="left"/>
+      </w:pPr>
+      <w:r>
+        <w:rPr>
+          <w:rStyle w:val="wolai-character-style"/>
+        </w:rPr>
+        <w:t xml:space="preserve">lu12i.w $r8,0x12345</w:t>
+      </w:r>
+    </w:p>
+    <w:p>
+      <w:pPr>
+        <w:ind w:left="360"/>
+        <w:jc w:val="left"/>
+      </w:pPr>
+      <w:r>
+        <w:rPr>
+          <w:rStyle w:val="wolai-character-style"/>
+        </w:rPr>
+        <w:t xml:space="preserve">ori $r8,$r8,0x678</w:t>
+      </w:r>
+    </w:p>
+    <w:p>
+      <w:pPr>
+        <w:ind w:left="360"/>
+        <w:jc w:val="left"/>
+      </w:pPr>
+      <w:r>
+        <w:rPr>
+          <w:rStyle w:val="wolai-character-style"/>
+        </w:rPr>
+        <w:t xml:space="preserve">则r8中存储的是0x1234_5678</w:t>
+      </w:r>
+    </w:p>
+    <w:p>
+      <w:pPr>
+        <w:pStyle w:val="Heading4"/>
+        <w:jc w:val="left"/>
+      </w:pPr>
+      <w:r>
+        <w:rPr>
+          <w:rStyle w:val="wolai-character-style"/>
+        </w:rPr>
+        <w:t xml:space="preserve">2.2.1.4 SLT[U]</w:t>
+      </w:r>
+    </w:p>
+    <w:p>
+      <w:pPr>
+        <w:jc w:val="left"/>
+      </w:pPr>
+      <w:r>
+        <w:rPr>
+          <w:rStyle w:val="wolai-character-style"/>
+        </w:rPr>
+        <w:t xml:space="preserve">指令格式：</w:t>
+      </w:r>
+      <w:r>
+        <w:rPr>
+          <w:color w:val="558EDA"/>
+          <w:rStyle w:val="wolai-character-style"/>
+          <w:shd w:fill="F6F1F3"/>
+        </w:rPr>
+        <w:t xml:space="preserve"> slt rd, rj, rk</w:t>
+      </w:r>
+      <w:r>
+        <w:rPr>
+          <w:rStyle w:val="wolai-character-style"/>
+        </w:rPr>
+        <w:t xml:space="preserve">，</w:t>
+      </w:r>
+      <w:r>
+        <w:rPr>
+          <w:color w:val="558EDA"/>
+          <w:rStyle w:val="wolai-character-style"/>
+          <w:shd w:fill="F6F1F3"/>
+        </w:rPr>
+        <w:t xml:space="preserve">sltu rd, rj, rk</w:t>
+      </w:r>
+    </w:p>
+    <w:p>
+      <w:pPr>
+        <w:jc w:val="left"/>
+      </w:pPr>
+      <w:r>
+        <w:rPr>
+          <w:rStyle w:val="wolai-character-style"/>
+        </w:rPr>
+        <w:t xml:space="preserve">SLT 将</w:t>
+      </w:r>
+      <w:r>
+        <w:rPr>
+          <w:color w:val="038701"/>
+          <w:rStyle w:val="wolai-character-style"/>
+        </w:rPr>
+        <w:t xml:space="preserve">通用寄存器 rj 中的数据与通用寄存器 rk 中的数据视作</w:t>
+      </w:r>
+      <w:r>
+        <w:rPr>
+          <w:b/>
+          <w:bCs/>
+          <w:color w:val="0575C5"/>
+          <w:rStyle w:val="wolai-character-style"/>
+        </w:rPr>
+        <w:t xml:space="preserve">有符号整数</w:t>
+      </w:r>
+      <w:r>
+        <w:rPr>
+          <w:color w:val="038701"/>
+          <w:rStyle w:val="wolai-character-style"/>
+        </w:rPr>
+        <w:t xml:space="preserve">进行大小比较，如果</w:t>
+      </w:r>
+      <w:r>
+        <w:rPr>
+          <w:b/>
+          <w:bCs/>
+          <w:color w:val="0575C5"/>
+          <w:rStyle w:val="wolai-character-style"/>
+        </w:rPr>
+        <w:t xml:space="preserve">前者小于后者，则将通用寄存器 rd 的值置为 1，否则置为 0</w:t>
+      </w:r>
+      <w:r>
+        <w:rPr>
+          <w:rStyle w:val="wolai-character-style"/>
+        </w:rPr>
+        <w:t xml:space="preserve">。而SLTU视为</w:t>
+      </w:r>
+      <w:r>
+        <w:rPr>
+          <w:b/>
+          <w:bCs/>
+          <w:color w:val="0575C5"/>
+          <w:rStyle w:val="wolai-character-style"/>
+        </w:rPr>
+        <w:t xml:space="preserve">无符号数</w:t>
+      </w:r>
+      <w:r>
+        <w:rPr>
+          <w:rStyle w:val="wolai-character-style"/>
+        </w:rPr>
+        <w:t xml:space="preserve">进行比较</w:t>
+      </w:r>
+    </w:p>
+    <w:p>
+      <w:pPr>
+        <w:jc w:val="left"/>
+      </w:pPr>
+      <w:r>
+        <w:rPr>
+          <w:b/>
+          <w:bCs/>
+          <w:color w:val="038701"/>
+          <w:rStyle w:val="wolai-character-style"/>
+        </w:rPr>
+        <w:t xml:space="preserve">SLT[U]位宽隐含为执行机器GR位宽</w:t>
+      </w:r>
+    </w:p>
+    <w:p>
+      <w:pPr>
+        <w:pStyle w:val="Heading4"/>
+        <w:jc w:val="left"/>
+      </w:pPr>
+      <w:r>
+        <w:rPr>
+          <w:rStyle w:val="wolai-character-style"/>
+        </w:rPr>
+        <w:t xml:space="preserve">2.2.1.5 SLT[U]I</w:t>
+      </w:r>
+    </w:p>
+    <w:p>
+      <w:pPr>
+        <w:jc w:val="left"/>
+      </w:pPr>
+      <w:r>
+        <w:rPr>
+          <w:rStyle w:val="wolai-character-style"/>
+        </w:rPr>
+        <w:t xml:space="preserve">指令格式： </w:t>
+      </w:r>
+      <w:r>
+        <w:rPr>
+          <w:color w:val="558EDA"/>
+          <w:rStyle w:val="wolai-character-style"/>
+          <w:shd w:fill="F6F1F3"/>
+        </w:rPr>
+        <w:t xml:space="preserve">slti rd, rj, si12</w:t>
+      </w:r>
+      <w:r>
+        <w:rPr>
+          <w:rStyle w:val="wolai-character-style"/>
+        </w:rPr>
+        <w:t xml:space="preserve">，</w:t>
+      </w:r>
+      <w:r>
+        <w:rPr>
+          <w:color w:val="558EDA"/>
+          <w:rStyle w:val="wolai-character-style"/>
+          <w:shd w:fill="F6F1F3"/>
+        </w:rPr>
+        <w:t xml:space="preserve">sltui rd, rj, si12</w:t>
+      </w:r>
+    </w:p>
+    <w:p>
+      <w:pPr>
+        <w:jc w:val="left"/>
+      </w:pPr>
+      <w:r>
+        <w:rPr>
+          <w:rStyle w:val="wolai-character-style"/>
+        </w:rPr>
+        <w:t xml:space="preserve">大致功能与SLT[U]相同，只不过</w:t>
+      </w:r>
+      <w:r>
+        <w:rPr>
+          <w:b/>
+          <w:bCs/>
+          <w:color w:val="038701"/>
+          <w:rStyle w:val="wolai-character-style"/>
+        </w:rPr>
+        <w:t xml:space="preserve">比较的是rj和12位立即数si12</w:t>
+      </w:r>
+      <w:r>
+        <w:rPr>
+          <w:b/>
+          <w:bCs/>
+          <w:color w:val="0575C5"/>
+          <w:rStyle w:val="wolai-character-style"/>
+        </w:rPr>
+        <w:t xml:space="preserve">符号扩展</w:t>
+      </w:r>
+      <w:r>
+        <w:rPr>
+          <w:b/>
+          <w:bCs/>
+          <w:color w:val="038701"/>
+          <w:rStyle w:val="wolai-character-style"/>
+        </w:rPr>
+        <w:t xml:space="preserve">后的32位立即数</w:t>
+      </w:r>
+    </w:p>
+    <w:p>
+      <w:pPr>
+        <w:pStyle w:val="Heading4"/>
+        <w:jc w:val="left"/>
+      </w:pPr>
+      <w:r>
+        <w:rPr>
+          <w:rStyle w:val="wolai-character-style"/>
+        </w:rPr>
+        <w:t xml:space="preserve">2.2.1.6 PCADDU12I</w:t>
+      </w:r>
+    </w:p>
+    <w:p>
+      <w:pPr>
+        <w:jc w:val="left"/>
+      </w:pPr>
+      <w:r>
+        <w:rPr>
+          <w:rStyle w:val="wolai-character-style"/>
+        </w:rPr>
+        <w:t xml:space="preserve">指令格式： </w:t>
+      </w:r>
+      <w:r>
+        <w:rPr>
+          <w:color w:val="558EDA"/>
+          <w:rStyle w:val="wolai-character-style"/>
+          <w:shd w:fill="F6F1F3"/>
+        </w:rPr>
+        <w:t xml:space="preserve">pcaddu12i rd, si20</w:t>
+      </w:r>
+    </w:p>
+    <w:p>
+      <w:pPr>
+        <w:jc w:val="left"/>
+      </w:pPr>
+      <w:r>
+        <w:rPr>
+          <w:rStyle w:val="wolai-character-style"/>
+        </w:rPr>
+        <w:t xml:space="preserve">PCADDU12I 将 </w:t>
+      </w:r>
+      <w:r>
+        <w:rPr>
+          <w:color w:val="038701"/>
+          <w:rStyle w:val="wolai-character-style"/>
+        </w:rPr>
+        <w:t xml:space="preserve">20 比特立即数 si20 最低位连接上 12 比特 0</w:t>
+      </w:r>
+      <w:r>
+        <w:rPr>
+          <w:rStyle w:val="wolai-character-style"/>
+        </w:rPr>
+        <w:t xml:space="preserve"> 之后</w:t>
+      </w:r>
+      <w:r>
+        <w:rPr>
+          <w:u w:val="single"/>
+          <w:color w:val="038701"/>
+          <w:rStyle w:val="wolai-character-style"/>
+        </w:rPr>
+        <w:t xml:space="preserve">符号扩展</w:t>
+      </w:r>
+      <w:r>
+        <w:rPr>
+          <w:rStyle w:val="wolai-character-style"/>
+        </w:rPr>
+        <w:t xml:space="preserve">，所得数据加上</w:t>
+      </w:r>
+      <w:r>
+        <w:rPr>
+          <w:u w:val="single"/>
+          <w:color w:val="038701"/>
+          <w:rStyle w:val="wolai-character-style"/>
+        </w:rPr>
+        <w:t xml:space="preserve">该指令的PC</w:t>
+      </w:r>
+      <w:r>
+        <w:rPr>
+          <w:rStyle w:val="wolai-character-style"/>
+        </w:rPr>
+        <w:t xml:space="preserve">，相加结果写入通用寄存器 rd 中。</w:t>
+      </w:r>
+    </w:p>
+    <w:p>
+      <w:pPr>
+        <w:pStyle w:val="Heading4"/>
+        <w:jc w:val="left"/>
+      </w:pPr>
+      <w:r>
+        <w:rPr>
+          <w:rStyle w:val="wolai-character-style"/>
+        </w:rPr>
+        <w:t xml:space="preserve">2.2.1.7 AND, OR, NOR, XOR</w:t>
+      </w:r>
+    </w:p>
+    <w:p>
+      <w:pPr>
+        <w:jc w:val="left"/>
+      </w:pPr>
+      <w:r>
+        <w:rPr>
+          <w:rStyle w:val="wolai-character-style"/>
+        </w:rPr>
+        <w:t xml:space="preserve">指令格式：</w:t>
+      </w:r>
+      <w:r>
+        <w:rPr>
+          <w:color w:val="558EDA"/>
+          <w:rStyle w:val="wolai-character-style"/>
+          <w:shd w:fill="F6F1F3"/>
+        </w:rPr>
+        <w:t xml:space="preserve"> and rd, rj, rk</w:t>
+      </w:r>
+      <w:r>
+        <w:rPr>
+          <w:rStyle w:val="wolai-character-style"/>
+        </w:rPr>
+        <w:t xml:space="preserve">，</w:t>
+      </w:r>
+      <w:r>
+        <w:rPr>
+          <w:color w:val="558EDA"/>
+          <w:rStyle w:val="wolai-character-style"/>
+          <w:shd w:fill="F6F1F3"/>
+        </w:rPr>
+        <w:t xml:space="preserve">or rd, rj, rk</w:t>
+      </w:r>
+      <w:r>
+        <w:rPr>
+          <w:rStyle w:val="wolai-character-style"/>
+        </w:rPr>
+        <w:t xml:space="preserve">，</w:t>
+      </w:r>
+      <w:r>
+        <w:rPr>
+          <w:color w:val="558EDA"/>
+          <w:rStyle w:val="wolai-character-style"/>
+          <w:shd w:fill="F6F1F3"/>
+        </w:rPr>
+        <w:t xml:space="preserve">nor rd, rj, rk</w:t>
+      </w:r>
+      <w:r>
+        <w:rPr>
+          <w:rStyle w:val="wolai-character-style"/>
+        </w:rPr>
+        <w:t xml:space="preserve">，</w:t>
+      </w:r>
+      <w:r>
+        <w:rPr>
+          <w:color w:val="558EDA"/>
+          <w:rStyle w:val="wolai-character-style"/>
+          <w:shd w:fill="F6F1F3"/>
+        </w:rPr>
+        <w:t xml:space="preserve">xor rd, rj, rk</w:t>
+      </w:r>
+    </w:p>
+    <w:p>
+      <w:pPr>
+        <w:jc w:val="left"/>
+      </w:pPr>
+      <w:r>
+        <w:rPr>
+          <w:b/>
+          <w:bCs/>
+          <w:color w:val="038701"/>
+          <w:rStyle w:val="wolai-character-style"/>
+        </w:rPr>
+        <w:t xml:space="preserve">位宽隐含为执行机器GR位宽</w:t>
+      </w:r>
+    </w:p>
+    <w:p>
+      <w:pPr>
+        <w:pStyle w:val="Heading4"/>
+        <w:jc w:val="left"/>
+      </w:pPr>
+      <w:r>
+        <w:rPr>
+          <w:rStyle w:val="wolai-character-style"/>
+        </w:rPr>
+        <w:t xml:space="preserve">2.2.1.8 ANDI, ORI, XORI</w:t>
+      </w:r>
+    </w:p>
+    <w:p>
+      <w:pPr>
+        <w:jc w:val="left"/>
+      </w:pPr>
+      <w:r>
+        <w:rPr>
+          <w:rStyle w:val="wolai-character-style"/>
+        </w:rPr>
+        <w:t xml:space="preserve">指令格式：</w:t>
+      </w:r>
+      <w:r>
+        <w:rPr>
+          <w:color w:val="558EDA"/>
+          <w:rStyle w:val="wolai-character-style"/>
+          <w:shd w:fill="F6F1F3"/>
+        </w:rPr>
+        <w:t xml:space="preserve"> andi rd, rj, ui12</w:t>
+      </w:r>
+      <w:r>
+        <w:rPr>
+          <w:rStyle w:val="wolai-character-style"/>
+        </w:rPr>
+        <w:t xml:space="preserve">，</w:t>
+      </w:r>
+      <w:r>
+        <w:rPr>
+          <w:color w:val="558EDA"/>
+          <w:rStyle w:val="wolai-character-style"/>
+          <w:shd w:fill="F6F1F3"/>
+        </w:rPr>
+        <w:t xml:space="preserve">ori rd, rj, ui12</w:t>
+      </w:r>
+      <w:r>
+        <w:rPr>
+          <w:rStyle w:val="wolai-character-style"/>
+        </w:rPr>
+        <w:t xml:space="preserve">，</w:t>
+      </w:r>
+      <w:r>
+        <w:rPr>
+          <w:color w:val="558EDA"/>
+          <w:rStyle w:val="wolai-character-style"/>
+          <w:shd w:fill="F6F1F3"/>
+        </w:rPr>
+        <w:t xml:space="preserve">xori rd, rj, ui12</w:t>
+      </w:r>
+    </w:p>
+    <w:p>
+      <w:pPr>
+        <w:jc w:val="left"/>
+      </w:pPr>
+      <w:r>
+        <w:rPr>
+          <w:rStyle w:val="wolai-character-style"/>
+        </w:rPr>
+        <w:t xml:space="preserve">执行功能：</w:t>
+      </w:r>
+      <w:r>
+        <w:rPr>
+          <w:color w:val="038701"/>
+          <w:rStyle w:val="wolai-character-style"/>
+        </w:rPr>
+        <w:t xml:space="preserve">将rj和12比特问无符号立即数ui12</w:t>
+      </w:r>
+      <w:r>
+        <w:rPr>
+          <w:b/>
+          <w:bCs/>
+          <w:color w:val="0575C5"/>
+          <w:rStyle w:val="wolai-character-style"/>
+        </w:rPr>
+        <w:t xml:space="preserve">零扩展</w:t>
+      </w:r>
+      <w:r>
+        <w:rPr>
+          <w:color w:val="038701"/>
+          <w:rStyle w:val="wolai-character-style"/>
+        </w:rPr>
+        <w:t xml:space="preserve">后的数据按位逻辑运算，结果写入rd</w:t>
+      </w:r>
+    </w:p>
+    <w:p>
+      <w:pPr>
+        <w:pStyle w:val="Heading4"/>
+        <w:jc w:val="left"/>
+      </w:pPr>
+      <w:r>
+        <w:rPr>
+          <w:rStyle w:val="wolai-character-style"/>
+        </w:rPr>
+        <w:t xml:space="preserve">2.2.1.9 NOP</w:t>
+      </w:r>
+    </w:p>
+    <w:p>
+      <w:pPr>
+        <w:jc w:val="left"/>
+      </w:pPr>
+      <w:r>
+        <w:rPr>
+          <w:rStyle w:val="wolai-character-style"/>
+        </w:rPr>
+        <w:t xml:space="preserve">指令格式：</w:t>
+      </w:r>
+      <w:r>
+        <w:rPr>
+          <w:color w:val="558EDA"/>
+          <w:rStyle w:val="wolai-character-style"/>
+          <w:shd w:fill="F6F1F3"/>
+        </w:rPr>
+        <w:t xml:space="preserve">nop</w:t>
+      </w:r>
+    </w:p>
+    <w:p>
+      <w:pPr>
+        <w:jc w:val="left"/>
+      </w:pPr>
+      <w:r>
+        <w:rPr>
+          <w:rStyle w:val="wolai-character-style"/>
+        </w:rPr>
+        <w:t xml:space="preserve">NOP 指令是指令“</w:t>
+      </w:r>
+      <w:r>
+        <w:rPr>
+          <w:color w:val="038701"/>
+          <w:rStyle w:val="wolai-character-style"/>
+        </w:rPr>
+        <w:t xml:space="preserve">andi r0, r0, 0</w:t>
+      </w:r>
+      <w:r>
+        <w:rPr>
+          <w:rStyle w:val="wolai-character-style"/>
+        </w:rPr>
+        <w:t xml:space="preserve">”的别名。其</w:t>
+      </w:r>
+      <w:r>
+        <w:rPr>
+          <w:color w:val="038701"/>
+          <w:rStyle w:val="wolai-character-style"/>
+        </w:rPr>
+        <w:t xml:space="preserve">功能仅为占据 4 字节的指令码位置并将PC加4</w:t>
+      </w:r>
+      <w:r>
+        <w:rPr>
+          <w:rStyle w:val="wolai-character-style"/>
+        </w:rPr>
+        <w:t xml:space="preserve">，除此之外不会改变其它任何软件可见的处理器状态</w:t>
+      </w:r>
+    </w:p>
+    <w:p>
+      <w:pPr>
+        <w:pStyle w:val="Heading4"/>
+        <w:jc w:val="left"/>
+      </w:pPr>
+      <w:r>
+        <w:rPr>
+          <w:rStyle w:val="wolai-character-style"/>
+        </w:rPr>
+        <w:t xml:space="preserve">2.2.1.10 MUL.W, MULH.W[U]</w:t>
+      </w:r>
+    </w:p>
+    <w:p>
+      <w:pPr>
+        <w:jc w:val="left"/>
+      </w:pPr>
+      <w:r>
+        <w:rPr>
+          <w:rStyle w:val="wolai-character-style"/>
+        </w:rPr>
+        <w:t xml:space="preserve">指令格式：</w:t>
+      </w:r>
+      <w:r>
+        <w:rPr>
+          <w:color w:val="558EDA"/>
+          <w:rStyle w:val="wolai-character-style"/>
+          <w:shd w:fill="F6F1F3"/>
+        </w:rPr>
+        <w:t xml:space="preserve"> mul.w rd, rj, rk</w:t>
+      </w:r>
+      <w:r>
+        <w:rPr>
+          <w:rStyle w:val="wolai-character-style"/>
+        </w:rPr>
+        <w:t xml:space="preserve">，</w:t>
+      </w:r>
+      <w:r>
+        <w:rPr>
+          <w:color w:val="558EDA"/>
+          <w:rStyle w:val="wolai-character-style"/>
+          <w:shd w:fill="F6F1F3"/>
+        </w:rPr>
+        <w:t xml:space="preserve">mulh.w rd, rj, rk</w:t>
+      </w:r>
+      <w:r>
+        <w:rPr>
+          <w:rStyle w:val="wolai-character-style"/>
+        </w:rPr>
+        <w:t xml:space="preserve">，</w:t>
+      </w:r>
+      <w:r>
+        <w:rPr>
+          <w:color w:val="558EDA"/>
+          <w:rStyle w:val="wolai-character-style"/>
+          <w:shd w:fill="F6F1F3"/>
+        </w:rPr>
+        <w:t xml:space="preserve">mulh.wu rd, rj, rk</w:t>
+      </w:r>
+    </w:p>
+    <w:p>
+      <w:pPr>
+        <w:jc w:val="left"/>
+      </w:pPr>
+      <w:r>
+        <w:rPr>
+          <w:rStyle w:val="wolai-character-style"/>
+        </w:rPr>
+        <w:t xml:space="preserve">mul.w将通用寄存器 rj 中的数据与通用寄存器 rk 中的数据进行相乘，</w:t>
+      </w:r>
+      <w:r>
+        <w:rPr>
+          <w:color w:val="038701"/>
+          <w:rStyle w:val="wolai-character-style"/>
+        </w:rPr>
+        <w:t xml:space="preserve">乘积结果的[31:0]位数据写入通用寄存器 rd 中</w:t>
+      </w:r>
+    </w:p>
+    <w:p>
+      <w:pPr>
+        <w:jc w:val="left"/>
+      </w:pPr>
+      <w:r>
+        <w:rPr>
+          <w:rStyle w:val="wolai-character-style"/>
+        </w:rPr>
+        <w:t xml:space="preserve">mulh.w将通用寄存器 rj 中的数据与通用寄存器 rk 中的数据进行相乘，</w:t>
+      </w:r>
+      <w:r>
+        <w:rPr>
+          <w:color w:val="038701"/>
+          <w:rStyle w:val="wolai-character-style"/>
+        </w:rPr>
+        <w:t xml:space="preserve">乘积结果的[63:32]位数据写入通用寄存器 rd 中</w:t>
+      </w:r>
+    </w:p>
+    <w:p>
+      <w:pPr>
+        <w:jc w:val="left"/>
+      </w:pPr>
+      <w:r>
+        <w:rPr>
+          <w:rStyle w:val="wolai-character-style"/>
+        </w:rPr>
+        <w:t xml:space="preserve">mulh.wu 将通用寄存器 rj 中的数据与通用寄存器 rk 中的数据</w:t>
+      </w:r>
+      <w:r>
+        <w:rPr>
+          <w:color w:val="038701"/>
+          <w:rStyle w:val="wolai-character-style"/>
+        </w:rPr>
+        <w:t xml:space="preserve">视作无符号数进行相乘</w:t>
+      </w:r>
+      <w:r>
+        <w:rPr>
+          <w:rStyle w:val="wolai-character-style"/>
+        </w:rPr>
+        <w:t xml:space="preserve">，</w:t>
+      </w:r>
+      <w:r>
+        <w:rPr>
+          <w:color w:val="038701"/>
+          <w:rStyle w:val="wolai-character-style"/>
+        </w:rPr>
+        <w:t xml:space="preserve">乘积结果的[63:32]位数据</w:t>
+      </w:r>
+      <w:r>
+        <w:rPr>
+          <w:rStyle w:val="wolai-character-style"/>
+        </w:rPr>
+        <w:t xml:space="preserve">写入通用寄存器 rd 中</w:t>
+      </w:r>
+    </w:p>
+    <w:p>
+      <w:pPr>
+        <w:pStyle w:val="Heading4"/>
+        <w:jc w:val="left"/>
+      </w:pPr>
+      <w:r>
+        <w:rPr>
+          <w:rStyle w:val="wolai-character-style"/>
+        </w:rPr>
+        <w:t xml:space="preserve">2.2.1.11 DIV.W[U], MOD.W[U]</w:t>
+      </w:r>
+    </w:p>
+    <w:p>
+      <w:pPr>
+        <w:jc w:val="left"/>
+      </w:pPr>
+      <w:r>
+        <w:rPr>
+          <w:rStyle w:val="wolai-character-style"/>
+        </w:rPr>
+        <w:t xml:space="preserve">指令格式： </w:t>
+      </w:r>
+      <w:r>
+        <w:rPr>
+          <w:color w:val="558EDA"/>
+          <w:rStyle w:val="wolai-character-style"/>
+          <w:shd w:fill="F6F1F3"/>
+        </w:rPr>
+        <w:t xml:space="preserve">div.w rd, rj, rk</w:t>
+      </w:r>
+      <w:r>
+        <w:rPr>
+          <w:rStyle w:val="wolai-character-style"/>
+        </w:rPr>
+        <w:t xml:space="preserve">，</w:t>
+      </w:r>
+      <w:r>
+        <w:rPr>
+          <w:color w:val="558EDA"/>
+          <w:rStyle w:val="wolai-character-style"/>
+          <w:shd w:fill="F6F1F3"/>
+        </w:rPr>
+        <w:t xml:space="preserve">mod.w rd, rj, rk</w:t>
+      </w:r>
+      <w:r>
+        <w:rPr>
+          <w:rStyle w:val="wolai-character-style"/>
+        </w:rPr>
+        <w:t xml:space="preserve">，</w:t>
+      </w:r>
+      <w:r>
+        <w:rPr>
+          <w:color w:val="558EDA"/>
+          <w:rStyle w:val="wolai-character-style"/>
+          <w:shd w:fill="F6F1F3"/>
+        </w:rPr>
+        <w:t xml:space="preserve">div.wu rd, rj, rk</w:t>
+      </w:r>
+      <w:r>
+        <w:rPr>
+          <w:rStyle w:val="wolai-character-style"/>
+        </w:rPr>
+        <w:t xml:space="preserve">，</w:t>
+      </w:r>
+      <w:r>
+        <w:rPr>
+          <w:color w:val="558EDA"/>
+          <w:rStyle w:val="wolai-character-style"/>
+          <w:shd w:fill="F6F1F3"/>
+        </w:rPr>
+        <w:t xml:space="preserve">mod.wu rd, rj, rk</w:t>
+      </w:r>
+    </w:p>
+    <w:p>
+      <w:pPr>
+        <w:jc w:val="left"/>
+      </w:pPr>
+      <w:r>
+        <w:rPr>
+          <w:rStyle w:val="wolai-character-style"/>
+        </w:rPr>
+        <w:t xml:space="preserve">div.w将GR中的rj、rk中的数据视为</w:t>
+      </w:r>
+      <w:r>
+        <w:rPr>
+          <w:color w:val="038701"/>
+          <w:rStyle w:val="wolai-character-style"/>
+        </w:rPr>
+        <w:t xml:space="preserve">有符号数</w:t>
+      </w:r>
+      <w:r>
+        <w:rPr>
+          <w:rStyle w:val="wolai-character-style"/>
+        </w:rPr>
+        <w:t xml:space="preserve">然后相除，</w:t>
+      </w:r>
+      <w:r>
+        <w:rPr>
+          <w:color w:val="038701"/>
+          <w:rStyle w:val="wolai-character-style"/>
+        </w:rPr>
+        <w:t xml:space="preserve">所得的商</w:t>
+      </w:r>
+      <w:r>
+        <w:rPr>
+          <w:rStyle w:val="wolai-character-style"/>
+        </w:rPr>
+        <w:t xml:space="preserve">写入rd中</w:t>
+      </w:r>
+    </w:p>
+    <w:p>
+      <w:pPr>
+        <w:jc w:val="left"/>
+      </w:pPr>
+      <w:r>
+        <w:rPr>
+          <w:rStyle w:val="wolai-character-style"/>
+        </w:rPr>
+        <w:t xml:space="preserve">div.wu将GR中的rj、rk中的数据视为</w:t>
+      </w:r>
+      <w:r>
+        <w:rPr>
+          <w:color w:val="038701"/>
+          <w:rStyle w:val="wolai-character-style"/>
+        </w:rPr>
+        <w:t xml:space="preserve">无符号数</w:t>
+      </w:r>
+      <w:r>
+        <w:rPr>
+          <w:rStyle w:val="wolai-character-style"/>
+        </w:rPr>
+        <w:t xml:space="preserve">然后相除，</w:t>
+      </w:r>
+      <w:r>
+        <w:rPr>
+          <w:color w:val="038701"/>
+          <w:rStyle w:val="wolai-character-style"/>
+        </w:rPr>
+        <w:t xml:space="preserve">所得的商</w:t>
+      </w:r>
+      <w:r>
+        <w:rPr>
+          <w:rStyle w:val="wolai-character-style"/>
+        </w:rPr>
+        <w:t xml:space="preserve">写入rd中</w:t>
+      </w:r>
+    </w:p>
+    <w:p>
+      <w:pPr>
+        <w:jc w:val="left"/>
+      </w:pPr>
+      <w:r>
+        <w:rPr>
+          <w:rStyle w:val="wolai-character-style"/>
+        </w:rPr>
+        <w:t xml:space="preserve">mod.w将GR中的rj、rk中的数据视为</w:t>
+      </w:r>
+      <w:r>
+        <w:rPr>
+          <w:color w:val="038701"/>
+          <w:rStyle w:val="wolai-character-style"/>
+        </w:rPr>
+        <w:t xml:space="preserve">有符号数</w:t>
+      </w:r>
+      <w:r>
+        <w:rPr>
+          <w:rStyle w:val="wolai-character-style"/>
+        </w:rPr>
+        <w:t xml:space="preserve">然后相除，</w:t>
+      </w:r>
+      <w:r>
+        <w:rPr>
+          <w:color w:val="038701"/>
+          <w:rStyle w:val="wolai-character-style"/>
+        </w:rPr>
+        <w:t xml:space="preserve">所得的余数</w:t>
+      </w:r>
+      <w:r>
+        <w:rPr>
+          <w:rStyle w:val="wolai-character-style"/>
+        </w:rPr>
+        <w:t xml:space="preserve">写入rd中</w:t>
+      </w:r>
+    </w:p>
+    <w:p>
+      <w:pPr>
+        <w:jc w:val="left"/>
+      </w:pPr>
+      <w:r>
+        <w:rPr>
+          <w:rStyle w:val="wolai-character-style"/>
+        </w:rPr>
+        <w:t xml:space="preserve">mod.wu将GR中的rj、rk中的数据视为</w:t>
+      </w:r>
+      <w:r>
+        <w:rPr>
+          <w:color w:val="038701"/>
+          <w:rStyle w:val="wolai-character-style"/>
+        </w:rPr>
+        <w:t xml:space="preserve">无符号数</w:t>
+      </w:r>
+      <w:r>
+        <w:rPr>
+          <w:rStyle w:val="wolai-character-style"/>
+        </w:rPr>
+        <w:t xml:space="preserve">然后相除，</w:t>
+      </w:r>
+      <w:r>
+        <w:rPr>
+          <w:color w:val="038701"/>
+          <w:rStyle w:val="wolai-character-style"/>
+        </w:rPr>
+        <w:t xml:space="preserve">所得的余数</w:t>
+      </w:r>
+      <w:r>
+        <w:rPr>
+          <w:rStyle w:val="wolai-character-style"/>
+        </w:rPr>
+        <w:t xml:space="preserve">写入rd中</w:t>
+      </w:r>
+    </w:p>
+    <w:p>
+      <w:pPr>
+        <w:jc w:val="left"/>
+      </w:pPr>
+      <w:r>
+        <w:rPr>
+          <w:b/>
+          <w:bCs/>
+          <w:color w:val="038701"/>
+          <w:rStyle w:val="wolai-character-style"/>
+        </w:rPr>
+        <w:t xml:space="preserve">除法运算：余数与被除数的符号一致且余数的绝对值小于除数的绝对值。商符为被除数符号和除数符号异或</w:t>
+      </w:r>
+    </w:p>
+    <w:p>
+      <w:pPr>
+        <w:jc w:val="left"/>
+      </w:pPr>
+      <w:r>
+        <w:rPr>
+          <w:b/>
+          <w:bCs/>
+          <w:color w:val="038701"/>
+          <w:rStyle w:val="wolai-character-style"/>
+        </w:rPr>
+        <w:t xml:space="preserve">当除数是0时，结果可以是任何值，并不会触发异常</w:t>
+      </w:r>
+    </w:p>
+    <w:p>
+      <w:pPr>
+        <w:pStyle w:val="Heading3"/>
+        <w:jc w:val="left"/>
+      </w:pPr>
+      <w:r>
+        <w:rPr>
+          <w:rStyle w:val="wolai-character-style"/>
+        </w:rPr>
+        <w:t xml:space="preserve">2.2.2 移位运算类指令</w:t>
+      </w:r>
+    </w:p>
+    <w:p>
+      <w:pPr>
+        <w:pStyle w:val="Heading4"/>
+        <w:jc w:val="left"/>
+      </w:pPr>
+      <w:r>
+        <w:rPr>
+          <w:rStyle w:val="wolai-character-style"/>
+        </w:rPr>
+        <w:t xml:space="preserve">2.2.2.1 SLL.W, SRL.W, SRA.W</w:t>
+      </w:r>
+    </w:p>
+    <w:p>
+      <w:pPr>
+        <w:jc w:val="left"/>
+      </w:pPr>
+      <w:r>
+        <w:rPr>
+          <w:rStyle w:val="wolai-character-style"/>
+        </w:rPr>
+        <w:t xml:space="preserve">指令格式： </w:t>
+      </w:r>
+      <w:r>
+        <w:rPr>
+          <w:color w:val="558EDA"/>
+          <w:rStyle w:val="wolai-character-style"/>
+          <w:shd w:fill="F6F1F3"/>
+        </w:rPr>
+        <w:t xml:space="preserve">sll.w rd, rj, rk</w:t>
+      </w:r>
+      <w:r>
+        <w:rPr>
+          <w:rStyle w:val="wolai-character-style"/>
+        </w:rPr>
+        <w:t xml:space="preserve">，</w:t>
+      </w:r>
+      <w:r>
+        <w:rPr>
+          <w:color w:val="558EDA"/>
+          <w:rStyle w:val="wolai-character-style"/>
+          <w:shd w:fill="F6F1F3"/>
+        </w:rPr>
+        <w:t xml:space="preserve">srl.w rd, rj, rk</w:t>
+      </w:r>
+      <w:r>
+        <w:rPr>
+          <w:rStyle w:val="wolai-character-style"/>
+        </w:rPr>
+        <w:t xml:space="preserve">，</w:t>
+      </w:r>
+      <w:r>
+        <w:rPr>
+          <w:color w:val="558EDA"/>
+          <w:rStyle w:val="wolai-character-style"/>
+          <w:shd w:fill="F6F1F3"/>
+        </w:rPr>
+        <w:t xml:space="preserve">sra.w rd, rj, rk</w:t>
+      </w:r>
+    </w:p>
+    <w:p>
+      <w:pPr>
+        <w:jc w:val="left"/>
+      </w:pPr>
+      <w:r>
+        <w:rPr>
+          <w:rStyle w:val="wolai-character-style"/>
+        </w:rPr>
+        <w:t xml:space="preserve">sll、srl、sra将GR中的rj内容按照</w:t>
+      </w:r>
+      <w:r>
+        <w:rPr>
+          <w:color w:val="038701"/>
+          <w:rStyle w:val="wolai-character-style"/>
+        </w:rPr>
+        <w:t xml:space="preserve">rk的低五位值</w:t>
+      </w:r>
+      <w:r>
+        <w:rPr>
+          <w:rStyle w:val="wolai-character-style"/>
+        </w:rPr>
+        <w:t xml:space="preserve">进行移位(</w:t>
+      </w:r>
+      <w:r>
+        <w:rPr>
+          <w:color w:val="038701"/>
+          <w:rStyle w:val="wolai-character-style"/>
+        </w:rPr>
+        <w:t xml:space="preserve">l是逻辑，a是算术</w:t>
+      </w:r>
+      <w:r>
+        <w:rPr>
+          <w:rStyle w:val="wolai-character-style"/>
+        </w:rPr>
+        <w:t xml:space="preserve">)，结果写入rd</w:t>
+      </w:r>
+    </w:p>
+    <w:p>
+      <w:pPr>
+        <w:pStyle w:val="Heading4"/>
+        <w:jc w:val="left"/>
+      </w:pPr>
+      <w:r>
+        <w:rPr>
+          <w:rStyle w:val="wolai-character-style"/>
+        </w:rPr>
+        <w:t xml:space="preserve">2.2.2.2 SLLI.W, SRLI.W, SRAI.W</w:t>
+      </w:r>
+    </w:p>
+    <w:p>
+      <w:pPr>
+        <w:jc w:val="left"/>
+      </w:pPr>
+      <w:r>
+        <w:rPr>
+          <w:rStyle w:val="wolai-character-style"/>
+        </w:rPr>
+        <w:t xml:space="preserve">指令格式：</w:t>
+      </w:r>
+      <w:r>
+        <w:rPr>
+          <w:color w:val="558EDA"/>
+          <w:rStyle w:val="wolai-character-style"/>
+          <w:shd w:fill="F6F1F3"/>
+        </w:rPr>
+        <w:t xml:space="preserve"> slli.w rd, rj, ui5</w:t>
+      </w:r>
+      <w:r>
+        <w:rPr>
+          <w:rStyle w:val="wolai-character-style"/>
+        </w:rPr>
+        <w:t xml:space="preserve">，</w:t>
+      </w:r>
+      <w:r>
+        <w:rPr>
+          <w:color w:val="558EDA"/>
+          <w:rStyle w:val="wolai-character-style"/>
+          <w:shd w:fill="F6F1F3"/>
+        </w:rPr>
+        <w:t xml:space="preserve">srli.w rd, rj, ui5</w:t>
+      </w:r>
+      <w:r>
+        <w:rPr>
+          <w:rStyle w:val="wolai-character-style"/>
+        </w:rPr>
+        <w:t xml:space="preserve">，</w:t>
+      </w:r>
+      <w:r>
+        <w:rPr>
+          <w:color w:val="558EDA"/>
+          <w:rStyle w:val="wolai-character-style"/>
+          <w:shd w:fill="F6F1F3"/>
+        </w:rPr>
+        <w:t xml:space="preserve">srai.w rd, rj, ui5</w:t>
+      </w:r>
+    </w:p>
+    <w:p>
+      <w:pPr>
+        <w:jc w:val="left"/>
+      </w:pPr>
+      <w:r>
+        <w:rPr>
+          <w:rStyle w:val="wolai-character-style"/>
+        </w:rPr>
+        <w:t xml:space="preserve">根据给定的立即数移位，</w:t>
+      </w:r>
+      <w:r>
+        <w:rPr>
+          <w:color w:val="038701"/>
+          <w:rStyle w:val="wolai-character-style"/>
+        </w:rPr>
+        <w:t xml:space="preserve">ui5为5比特的无符号立即数</w:t>
+      </w:r>
+    </w:p>
+    <w:p>
+      <w:pPr>
+        <w:pStyle w:val="Heading3"/>
+        <w:jc w:val="left"/>
+      </w:pPr>
+      <w:r>
+        <w:rPr>
+          <w:rStyle w:val="wolai-character-style"/>
+        </w:rPr>
+        <w:t xml:space="preserve">2.2.3 转移指令</w:t>
+      </w:r>
+    </w:p>
+    <w:p>
+      <w:pPr>
+        <w:pStyle w:val="Heading4"/>
+        <w:jc w:val="left"/>
+      </w:pPr>
+      <w:r>
+        <w:rPr>
+          <w:rStyle w:val="wolai-character-style"/>
+        </w:rPr>
+        <w:t xml:space="preserve">2.2.3.1 BEQ, BNE, BLT[U], BGE[U]</w:t>
+      </w:r>
+    </w:p>
+    <w:p>
+      <w:pPr>
+        <w:jc w:val="left"/>
+      </w:pPr>
+      <w:r>
+        <w:rPr>
+          <w:rStyle w:val="wolai-character-style"/>
+        </w:rPr>
+        <w:t xml:space="preserve">指令格式： </w:t>
+      </w:r>
+      <w:r>
+        <w:rPr>
+          <w:color w:val="558EDA"/>
+          <w:rStyle w:val="wolai-character-style"/>
+          <w:shd w:fill="F6F1F3"/>
+        </w:rPr>
+        <w:t xml:space="preserve">beq rj, rd, offs16</w:t>
+      </w:r>
+      <w:r>
+        <w:rPr>
+          <w:rStyle w:val="wolai-character-style"/>
+        </w:rPr>
+        <w:t xml:space="preserve">，</w:t>
+      </w:r>
+      <w:r>
+        <w:rPr>
+          <w:color w:val="558EDA"/>
+          <w:rStyle w:val="wolai-character-style"/>
+          <w:shd w:fill="F6F1F3"/>
+        </w:rPr>
+        <w:t xml:space="preserve">bne rj, rd, offs16</w:t>
+      </w:r>
+      <w:r>
+        <w:rPr>
+          <w:rStyle w:val="wolai-character-style"/>
+        </w:rPr>
+        <w:t xml:space="preserve">，</w:t>
+      </w:r>
+      <w:r>
+        <w:rPr>
+          <w:color w:val="558EDA"/>
+          <w:rStyle w:val="wolai-character-style"/>
+          <w:shd w:fill="F6F1F3"/>
+        </w:rPr>
+        <w:t xml:space="preserve">blt rj, rd, offs16</w:t>
+      </w:r>
+      <w:r>
+        <w:rPr>
+          <w:rStyle w:val="wolai-character-style"/>
+        </w:rPr>
+        <w:t xml:space="preserve">，</w:t>
+      </w:r>
+      <w:r>
+        <w:rPr>
+          <w:color w:val="558EDA"/>
+          <w:rStyle w:val="wolai-character-style"/>
+          <w:shd w:fill="F6F1F3"/>
+        </w:rPr>
+        <w:t xml:space="preserve">bge rj, rd, offs16</w:t>
+      </w:r>
+      <w:r>
+        <w:rPr>
+          <w:rStyle w:val="wolai-character-style"/>
+        </w:rPr>
+        <w:t xml:space="preserve">，</w:t>
+      </w:r>
+      <w:r>
+        <w:rPr>
+          <w:color w:val="558EDA"/>
+          <w:rStyle w:val="wolai-character-style"/>
+          <w:shd w:fill="F6F1F3"/>
+        </w:rPr>
+        <w:t xml:space="preserve">bltu rj, rd, offs16</w:t>
+      </w:r>
+      <w:r>
+        <w:rPr>
+          <w:rStyle w:val="wolai-character-style"/>
+        </w:rPr>
+        <w:t xml:space="preserve">，</w:t>
+      </w:r>
+      <w:r>
+        <w:rPr>
+          <w:color w:val="558EDA"/>
+          <w:rStyle w:val="wolai-character-style"/>
+          <w:shd w:fill="F6F1F3"/>
+        </w:rPr>
+        <w:t xml:space="preserve">bgeu rj, rd, offs16</w:t>
+      </w:r>
+    </w:p>
+    <w:p>
+      <w:pPr>
+        <w:jc w:val="left"/>
+      </w:pPr>
+      <w:r>
+        <w:rPr>
+          <w:rStyle w:val="wolai-character-style"/>
+        </w:rPr>
+        <w:t xml:space="preserve">这些指令均是</w:t>
+      </w:r>
+      <w:r>
+        <w:rPr>
+          <w:color w:val="038701"/>
+          <w:rStyle w:val="wolai-character-style"/>
+        </w:rPr>
+        <w:t xml:space="preserve">比较rj和rd</w:t>
+      </w:r>
+      <w:r>
+        <w:rPr>
+          <w:rStyle w:val="wolai-character-style"/>
+        </w:rPr>
+        <w:t xml:space="preserve">，然后满足关系后跳转到指定地址</w:t>
+      </w:r>
+    </w:p>
+    <w:p>
+      <w:pPr>
+        <w:ind w:left="360"/>
+        <w:jc w:val="left"/>
+      </w:pPr>
+      <w:r>
+        <w:rPr>
+          <w:rStyle w:val="wolai-character-style"/>
+        </w:rPr>
+        <w:t xml:space="preserve">关系：</w:t>
+      </w:r>
+      <w:r>
+        <w:rPr>
+          <w:color w:val="038701"/>
+          <w:rStyle w:val="wolai-character-style"/>
+        </w:rPr>
+        <w:t xml:space="preserve">beq→=，bne→≠，blt→&lt;，bge≥</w:t>
+      </w:r>
+      <w:r>
+        <w:rPr>
+          <w:rStyle w:val="wolai-character-style"/>
+        </w:rPr>
+      </w:r>
+      <w:r>
+        <w:rPr>
+          <w:rStyle w:val="wolai-character-style"/>
+        </w:rPr>
+        <w:br/>
+      </w:r>
+      <w:r>
+        <w:rPr>
+          <w:color w:val="038701"/>
+          <w:rStyle w:val="wolai-character-style"/>
+        </w:rPr>
+        <w:t xml:space="preserve">带u的是进行无符号数比较</w:t>
+      </w:r>
+      <w:r>
+        <w:rPr>
+          <w:rStyle w:val="wolai-character-style"/>
+        </w:rPr>
+      </w:r>
+      <w:r>
+        <w:rPr>
+          <w:rStyle w:val="wolai-character-style"/>
+        </w:rPr>
+        <w:br/>
+        <w:t xml:space="preserve">指定地址是：</w:t>
+      </w:r>
+      <w:r>
+        <w:rPr>
+          <w:color w:val="038701"/>
+          <w:rStyle w:val="wolai-character-style"/>
+        </w:rPr>
+        <w:t xml:space="preserve">16位的立即数左移两位再进行符号扩展与当前指令地址PC相加</w:t>
+      </w:r>
     </w:p>
     <w:p>
       <w:pPr>
@@ -1294,6 +3743,1597 @@
       <w:r>
         <w:t xml:space="preserve"/>
       </w:r>
+      <w:r>
+        <w:rPr>
+          <w:color w:val="DFAB01"/>
+          <w:rStyle w:val="wolai-character-style"/>
+        </w:rPr>
+        <w:t xml:space="preserve">🍉</w:t>
+      </w:r>
+      <w:r>
+        <w:rPr>
+          <w:color w:val="DFAB01"/>
+          <w:rStyle w:val="wolai-character-style"/>
+        </w:rPr>
+        <w:t xml:space="preserve">不过需要注意的是，上述指令如果在写汇编时采用</w:t>
+      </w:r>
+      <w:r>
+        <w:rPr>
+          <w:u w:val="single"/>
+          <w:color w:val="038701"/>
+          <w:rStyle w:val="wolai-character-style"/>
+        </w:rPr>
+        <w:t xml:space="preserve">直接填入偏移值</w:t>
+      </w:r>
+      <w:r>
+        <w:rPr>
+          <w:color w:val="DFAB01"/>
+          <w:rStyle w:val="wolai-character-style"/>
+        </w:rPr>
+        <w:t xml:space="preserve">的方式，则汇编表示中的立即数应填入以字节为单位的偏移值，即</w:t>
+      </w:r>
+      <w:r>
+        <w:rPr>
+          <w:color w:val="038701"/>
+          <w:rStyle w:val="wolai-character-style"/>
+        </w:rPr>
+        <w:t xml:space="preserve">指令码中 offs16&lt;&lt;2</w:t>
+      </w:r>
+    </w:p>
+    <w:p>
+      <w:pPr>
+        <w:pStyle w:val="Heading4"/>
+        <w:jc w:val="left"/>
+      </w:pPr>
+      <w:r>
+        <w:rPr>
+          <w:rStyle w:val="wolai-character-style"/>
+        </w:rPr>
+        <w:t xml:space="preserve">2.2.3.2 B</w:t>
+      </w:r>
+    </w:p>
+    <w:p>
+      <w:pPr>
+        <w:jc w:val="left"/>
+      </w:pPr>
+      <w:r>
+        <w:rPr>
+          <w:rStyle w:val="wolai-character-style"/>
+        </w:rPr>
+        <w:t xml:space="preserve">指令格式： </w:t>
+      </w:r>
+      <w:r>
+        <w:rPr>
+          <w:color w:val="558EDA"/>
+          <w:rStyle w:val="wolai-character-style"/>
+          <w:shd w:fill="F6F1F3"/>
+        </w:rPr>
+        <w:t xml:space="preserve">b offs26</w:t>
+      </w:r>
+    </w:p>
+    <w:p>
+      <w:pPr>
+        <w:jc w:val="left"/>
+      </w:pPr>
+      <w:r>
+        <w:rPr>
+          <w:rStyle w:val="wolai-character-style"/>
+        </w:rPr>
+        <w:t xml:space="preserve">B指令是进行无条件跳转，其跳转目的地址是offs26左移2位再进行符号扩展，所得的地址+当前指令地址PC</w:t>
+      </w:r>
+    </w:p>
+    <w:p>
+      <w:pPr>
+        <w:jc w:val="left"/>
+      </w:pPr>
+      <w:r>
+        <w:rPr>
+          <w:rStyle w:val="wolai-character-style"/>
+        </w:rPr>
+        <w:t xml:space="preserve">仍然同2.2.3.1，该指令如果在写汇编时采用</w:t>
+      </w:r>
+      <w:r>
+        <w:rPr>
+          <w:color w:val="038701"/>
+          <w:rStyle w:val="wolai-character-style"/>
+        </w:rPr>
+        <w:t xml:space="preserve">直接填入偏移值</w:t>
+      </w:r>
+      <w:r>
+        <w:rPr>
+          <w:rStyle w:val="wolai-character-style"/>
+        </w:rPr>
+        <w:t xml:space="preserve">的方式，则汇编表示中的立即数应填入以字节为单位的偏移值，即</w:t>
+      </w:r>
+      <w:r>
+        <w:rPr>
+          <w:color w:val="038701"/>
+          <w:rStyle w:val="wolai-character-style"/>
+        </w:rPr>
+        <w:t xml:space="preserve">指令码中 offs26&lt;&lt;2。</w:t>
+      </w:r>
+    </w:p>
+    <w:p>
+      <w:pPr>
+        <w:pStyle w:val="Heading4"/>
+        <w:jc w:val="left"/>
+      </w:pPr>
+      <w:r>
+        <w:rPr>
+          <w:rStyle w:val="wolai-character-style"/>
+        </w:rPr>
+        <w:t xml:space="preserve">2.2.3.3 BL</w:t>
+      </w:r>
+    </w:p>
+    <w:p>
+      <w:pPr>
+        <w:jc w:val="left"/>
+      </w:pPr>
+      <w:r>
+        <w:rPr>
+          <w:rStyle w:val="wolai-character-style"/>
+        </w:rPr>
+        <w:t xml:space="preserve">指令格式：</w:t>
+      </w:r>
+      <w:r>
+        <w:rPr>
+          <w:color w:val="558EDA"/>
+          <w:rStyle w:val="wolai-character-style"/>
+          <w:shd w:fill="F6F1F3"/>
+        </w:rPr>
+        <w:t xml:space="preserve">bl offs26</w:t>
+      </w:r>
+    </w:p>
+    <w:p>
+      <w:pPr>
+        <w:jc w:val="left"/>
+      </w:pPr>
+      <w:r>
+        <w:rPr>
+          <w:color w:val="038701"/>
+          <w:rStyle w:val="wolai-character-style"/>
+        </w:rPr>
+        <w:t xml:space="preserve">BL 无条件跳转到目标地址处，同时将该指令的 PC 值加 4 的结果写入到1 号通用寄存器r1 中</w:t>
+      </w:r>
+      <w:r>
+        <w:rPr>
+          <w:rStyle w:val="wolai-character-style"/>
+        </w:rPr>
+        <w:t xml:space="preserve">。</w:t>
+      </w:r>
+    </w:p>
+    <w:p>
+      <w:pPr>
+        <w:jc w:val="left"/>
+      </w:pPr>
+      <w:r>
+        <w:rPr>
+          <w:rStyle w:val="wolai-character-style"/>
+        </w:rPr>
+        <w:t xml:space="preserve">跳转目的地址是offs26左移2位再进行符号扩展，所得的地址+当前指令地址PC</w:t>
+      </w:r>
+    </w:p>
+    <w:p>
+      <w:pPr>
+        <w:jc w:val="left"/>
+      </w:pPr>
+      <w:r>
+        <w:rPr>
+          <w:rStyle w:val="wolai-character-style"/>
+        </w:rPr>
+        <w:t xml:space="preserve">仍然同2.2.3.1，该指令如果在写汇编时采用</w:t>
+      </w:r>
+      <w:r>
+        <w:rPr>
+          <w:color w:val="038701"/>
+          <w:rStyle w:val="wolai-character-style"/>
+        </w:rPr>
+        <w:t xml:space="preserve">直接填入偏移值</w:t>
+      </w:r>
+      <w:r>
+        <w:rPr>
+          <w:rStyle w:val="wolai-character-style"/>
+        </w:rPr>
+        <w:t xml:space="preserve">的方式，则汇编表示中的立即数应填入以字节为单位的偏移值，即</w:t>
+      </w:r>
+      <w:r>
+        <w:rPr>
+          <w:color w:val="038701"/>
+          <w:rStyle w:val="wolai-character-style"/>
+        </w:rPr>
+        <w:t xml:space="preserve">指令码中 offs26&lt;&lt;2</w:t>
+      </w:r>
+    </w:p>
+    <w:p>
+      <w:pPr>
+        <w:pStyle w:val="Heading4"/>
+        <w:jc w:val="left"/>
+      </w:pPr>
+      <w:r>
+        <w:rPr>
+          <w:rStyle w:val="wolai-character-style"/>
+        </w:rPr>
+        <w:t xml:space="preserve">2.2.3.4 JIRL</w:t>
+      </w:r>
+    </w:p>
+    <w:p>
+      <w:pPr>
+        <w:jc w:val="left"/>
+      </w:pPr>
+      <w:r>
+        <w:rPr>
+          <w:rStyle w:val="wolai-character-style"/>
+        </w:rPr>
+        <w:t xml:space="preserve">指令格式：</w:t>
+      </w:r>
+      <w:r>
+        <w:rPr>
+          <w:color w:val="558EDA"/>
+          <w:rStyle w:val="wolai-character-style"/>
+          <w:shd w:fill="F6F1F3"/>
+        </w:rPr>
+        <w:t xml:space="preserve"> jirl rd, rj, offs16</w:t>
+      </w:r>
+    </w:p>
+    <w:p>
+      <w:pPr>
+        <w:jc w:val="left"/>
+      </w:pPr>
+      <w:r>
+        <w:rPr>
+          <w:rStyle w:val="wolai-character-style"/>
+        </w:rPr>
+        <w:t xml:space="preserve">JIRL 无条件跳转到目标地址处，同时</w:t>
+      </w:r>
+      <w:r>
+        <w:rPr>
+          <w:color w:val="038701"/>
+          <w:rStyle w:val="wolai-character-style"/>
+        </w:rPr>
+        <w:t xml:space="preserve">将该指令的 PC 值加 4 的结果写入到通用寄存器rd 中</w:t>
+      </w:r>
+    </w:p>
+    <w:p>
+      <w:pPr>
+        <w:jc w:val="left"/>
+      </w:pPr>
+      <w:r>
+        <w:rPr>
+          <w:rStyle w:val="wolai-character-style"/>
+        </w:rPr>
+        <w:t xml:space="preserve">目标地址是：offs16&lt;&lt;2符号扩展+GR[rj]</w:t>
+      </w:r>
+    </w:p>
+    <w:p>
+      <w:pPr>
+        <w:jc w:val="left"/>
+      </w:pPr>
+      <w:r>
+        <w:t xml:space="preserve"/>
+      </w:r>
+      <w:r>
+        <w:rPr>
+          <w:color w:val="DFAB01"/>
+          <w:rStyle w:val="wolai-character-style"/>
+        </w:rPr>
+        <w:t xml:space="preserve">🍉</w:t>
+      </w:r>
+      <w:r>
+        <w:rPr>
+          <w:color w:val="DFAB01"/>
+          <w:rStyle w:val="wolai-character-style"/>
+        </w:rPr>
+        <w:t xml:space="preserve">rd=0，rj=1，offs16=0的JIRL指令一般用来做调用返回</w:t>
+      </w:r>
+    </w:p>
+    <w:p>
+      <w:pPr>
+        <w:jc w:val="left"/>
+      </w:pPr>
+      <w:r>
+        <w:rPr>
+          <w:rStyle w:val="wolai-character-style"/>
+        </w:rPr>
+        <w:t xml:space="preserve">该指令如果在写汇编时采用</w:t>
+      </w:r>
+      <w:r>
+        <w:rPr>
+          <w:color w:val="038701"/>
+          <w:rStyle w:val="wolai-character-style"/>
+        </w:rPr>
+        <w:t xml:space="preserve">直接填入偏移值</w:t>
+      </w:r>
+      <w:r>
+        <w:rPr>
+          <w:rStyle w:val="wolai-character-style"/>
+        </w:rPr>
+        <w:t xml:space="preserve">的方式，则汇编表示中的立即数应填入以字节为单位的偏移值，即指令码中</w:t>
+      </w:r>
+      <w:r>
+        <w:rPr>
+          <w:color w:val="038701"/>
+          <w:rStyle w:val="wolai-character-style"/>
+        </w:rPr>
+        <w:t xml:space="preserve"> offs16&lt;&lt;2</w:t>
+      </w:r>
+      <w:r>
+        <w:rPr>
+          <w:rStyle w:val="wolai-character-style"/>
+        </w:rPr>
+        <w:t xml:space="preserve">。</w:t>
+      </w:r>
+    </w:p>
+    <w:p>
+      <w:pPr>
+        <w:pStyle w:val="Heading3"/>
+        <w:jc w:val="left"/>
+      </w:pPr>
+      <w:r>
+        <w:rPr>
+          <w:rStyle w:val="wolai-character-style"/>
+        </w:rPr>
+        <w:t xml:space="preserve">2.2.4 普通访存指令</w:t>
+      </w:r>
+    </w:p>
+    <w:p>
+      <w:pPr>
+        <w:pStyle w:val="Heading4"/>
+        <w:jc w:val="left"/>
+      </w:pPr>
+      <w:r>
+        <w:rPr>
+          <w:rStyle w:val="wolai-character-style"/>
+        </w:rPr>
+        <w:t xml:space="preserve">2.2.4.1 LD.{B[U]/H[U]/W}, ST.{B/H/W}</w:t>
+      </w:r>
+    </w:p>
+    <w:p>
+      <w:pPr>
+        <w:jc w:val="left"/>
+      </w:pPr>
+      <w:r>
+        <w:rPr>
+          <w:rStyle w:val="wolai-character-style"/>
+        </w:rPr>
+        <w:t xml:space="preserve">指令格式：</w:t>
+      </w:r>
+      <w:r>
+        <w:rPr>
+          <w:color w:val="558EDA"/>
+          <w:rStyle w:val="wolai-character-style"/>
+          <w:shd w:fill="F6F1F3"/>
+        </w:rPr>
+        <w:t xml:space="preserve"> ld.b rd, rj, si12</w:t>
+      </w:r>
+      <w:r>
+        <w:rPr>
+          <w:rStyle w:val="wolai-character-style"/>
+        </w:rPr>
+        <w:t xml:space="preserve">，</w:t>
+      </w:r>
+      <w:r>
+        <w:rPr>
+          <w:color w:val="558EDA"/>
+          <w:rStyle w:val="wolai-character-style"/>
+          <w:shd w:fill="F6F1F3"/>
+        </w:rPr>
+        <w:t xml:space="preserve">ld.h rd, rj, si12</w:t>
+      </w:r>
+      <w:r>
+        <w:rPr>
+          <w:rStyle w:val="wolai-character-style"/>
+        </w:rPr>
+        <w:t xml:space="preserve">，</w:t>
+      </w:r>
+      <w:r>
+        <w:rPr>
+          <w:color w:val="558EDA"/>
+          <w:rStyle w:val="wolai-character-style"/>
+          <w:shd w:fill="F6F1F3"/>
+        </w:rPr>
+        <w:t xml:space="preserve">ld.w rd, rj, si12</w:t>
+      </w:r>
+      <w:r>
+        <w:rPr>
+          <w:rStyle w:val="wolai-character-style"/>
+        </w:rPr>
+        <w:t xml:space="preserve">，</w:t>
+      </w:r>
+      <w:r>
+        <w:rPr>
+          <w:color w:val="558EDA"/>
+          <w:rStyle w:val="wolai-character-style"/>
+          <w:shd w:fill="F6F1F3"/>
+        </w:rPr>
+        <w:t xml:space="preserve">ld.bu rd, rj, si12</w:t>
+      </w:r>
+      <w:r>
+        <w:rPr>
+          <w:rStyle w:val="wolai-character-style"/>
+        </w:rPr>
+        <w:t xml:space="preserve">，</w:t>
+      </w:r>
+      <w:r>
+        <w:rPr>
+          <w:color w:val="558EDA"/>
+          <w:rStyle w:val="wolai-character-style"/>
+          <w:shd w:fill="F6F1F3"/>
+        </w:rPr>
+        <w:t xml:space="preserve">ld.hu rd, rj, si12</w:t>
+      </w:r>
+      <w:r>
+        <w:rPr>
+          <w:rStyle w:val="wolai-character-style"/>
+        </w:rPr>
+        <w:t xml:space="preserve">，</w:t>
+      </w:r>
+      <w:r>
+        <w:rPr>
+          <w:color w:val="558EDA"/>
+          <w:rStyle w:val="wolai-character-style"/>
+          <w:shd w:fill="F6F1F3"/>
+        </w:rPr>
+        <w:t xml:space="preserve">st.b rd, rj, si12</w:t>
+      </w:r>
+      <w:r>
+        <w:rPr>
+          <w:rStyle w:val="wolai-character-style"/>
+        </w:rPr>
+        <w:t xml:space="preserve">，</w:t>
+      </w:r>
+      <w:r>
+        <w:rPr>
+          <w:color w:val="558EDA"/>
+          <w:rStyle w:val="wolai-character-style"/>
+          <w:shd w:fill="F6F1F3"/>
+        </w:rPr>
+        <w:t xml:space="preserve">st.h rd, rj, si12</w:t>
+      </w:r>
+      <w:r>
+        <w:rPr>
+          <w:rStyle w:val="wolai-character-style"/>
+        </w:rPr>
+        <w:t xml:space="preserve">，</w:t>
+      </w:r>
+      <w:r>
+        <w:rPr>
+          <w:color w:val="558EDA"/>
+          <w:rStyle w:val="wolai-character-style"/>
+          <w:shd w:fill="F6F1F3"/>
+        </w:rPr>
+        <w:t xml:space="preserve">st.w rd, rj, si12</w:t>
+      </w:r>
+    </w:p>
+    <w:p>
+      <w:pPr>
+        <w:jc w:val="left"/>
+      </w:pPr>
+      <w:r>
+        <w:rPr>
+          <w:rStyle w:val="wolai-character-style"/>
+        </w:rPr>
+        <w:t xml:space="preserve">LD.{B/H}从内存{</w:t>
+      </w:r>
+      <w:r>
+        <w:rPr>
+          <w:color w:val="038701"/>
+          <w:rStyle w:val="wolai-character-style"/>
+        </w:rPr>
+        <w:t xml:space="preserve">GR[rj]+si12立即数符号扩展</w:t>
+      </w:r>
+      <w:r>
+        <w:rPr>
+          <w:rStyle w:val="wolai-character-style"/>
+        </w:rPr>
+        <w:t xml:space="preserve">}的位置上取</w:t>
+      </w:r>
+      <w:r>
+        <w:rPr>
+          <w:color w:val="038701"/>
+          <w:rStyle w:val="wolai-character-style"/>
+        </w:rPr>
+        <w:t xml:space="preserve">一个字节或半个字经符号扩展</w:t>
+      </w:r>
+      <w:r>
+        <w:rPr>
+          <w:rStyle w:val="wolai-character-style"/>
+        </w:rPr>
+        <w:t xml:space="preserve">（若后缀是</w:t>
+      </w:r>
+      <w:r>
+        <w:rPr>
+          <w:color w:val="038701"/>
+          <w:rStyle w:val="wolai-character-style"/>
+        </w:rPr>
+        <w:t xml:space="preserve">u则进行逻辑扩展</w:t>
+      </w:r>
+      <w:r>
+        <w:rPr>
+          <w:rStyle w:val="wolai-character-style"/>
+        </w:rPr>
+        <w:t xml:space="preserve">）放在</w:t>
+      </w:r>
+      <w:r>
+        <w:rPr>
+          <w:color w:val="038701"/>
+          <w:rStyle w:val="wolai-character-style"/>
+        </w:rPr>
+        <w:t xml:space="preserve">rd</w:t>
+      </w:r>
+      <w:r>
+        <w:rPr>
+          <w:rStyle w:val="wolai-character-style"/>
+        </w:rPr>
+        <w:t xml:space="preserve">内</w:t>
+      </w:r>
+      <w:r>
+        <w:rPr>
+          <w:rStyle w:val="wolai-character-style"/>
+        </w:rPr>
+        <w:br/>
+        <w:t xml:space="preserve">LD.W从内存{</w:t>
+      </w:r>
+      <w:r>
+        <w:rPr>
+          <w:color w:val="038701"/>
+          <w:rStyle w:val="wolai-character-style"/>
+        </w:rPr>
+        <w:t xml:space="preserve">GR[rj]+si12立即数符号扩展</w:t>
+      </w:r>
+      <w:r>
+        <w:rPr>
+          <w:rStyle w:val="wolai-character-style"/>
+        </w:rPr>
+        <w:t xml:space="preserve">}的位置上取一个</w:t>
+      </w:r>
+      <w:r>
+        <w:rPr>
+          <w:color w:val="038701"/>
+          <w:rStyle w:val="wolai-character-style"/>
+        </w:rPr>
+        <w:t xml:space="preserve">字</w:t>
+      </w:r>
+      <w:r>
+        <w:rPr>
+          <w:rStyle w:val="wolai-character-style"/>
+        </w:rPr>
+        <w:t xml:space="preserve">放在</w:t>
+      </w:r>
+      <w:r>
+        <w:rPr>
+          <w:color w:val="038701"/>
+          <w:rStyle w:val="wolai-character-style"/>
+        </w:rPr>
+        <w:t xml:space="preserve">rd</w:t>
+      </w:r>
+      <w:r>
+        <w:rPr>
+          <w:rStyle w:val="wolai-character-style"/>
+        </w:rPr>
+        <w:t xml:space="preserve">内</w:t>
+      </w:r>
+    </w:p>
+    <w:p>
+      <w:pPr>
+        <w:jc w:val="left"/>
+      </w:pPr>
+      <w:r>
+        <w:rPr>
+          <w:rStyle w:val="wolai-character-style"/>
+        </w:rPr>
+        <w:t xml:space="preserve">ST.{B/H/W}从rd中的</w:t>
+      </w:r>
+      <w:r>
+        <w:rPr>
+          <w:color w:val="038701"/>
+          <w:rStyle w:val="wolai-character-style"/>
+        </w:rPr>
+        <w:t xml:space="preserve">[7:0],[15:0],[31:0]</w:t>
+      </w:r>
+      <w:r>
+        <w:rPr>
+          <w:rStyle w:val="wolai-character-style"/>
+        </w:rPr>
+        <w:t xml:space="preserve">位数据写入内存{</w:t>
+      </w:r>
+      <w:r>
+        <w:rPr>
+          <w:color w:val="038701"/>
+          <w:rStyle w:val="wolai-character-style"/>
+        </w:rPr>
+        <w:t xml:space="preserve">GR[rj]+si12立即数符号扩展</w:t>
+      </w:r>
+      <w:r>
+        <w:rPr>
+          <w:rStyle w:val="wolai-character-style"/>
+        </w:rPr>
+        <w:t xml:space="preserve">}位置</w:t>
+      </w:r>
+    </w:p>
+    <w:p>
+      <w:pPr>
+        <w:jc w:val="left"/>
+      </w:pPr>
+      <w:r>
+        <w:t xml:space="preserve"/>
+      </w:r>
+      <w:r>
+        <w:rPr>
+          <w:color w:val="DFAB01"/>
+          <w:rStyle w:val="wolai-character-style"/>
+        </w:rPr>
+        <w:t xml:space="preserve">🍉</w:t>
+      </w:r>
+      <w:r>
+        <w:rPr>
+          <w:color w:val="DFAB01"/>
+          <w:rStyle w:val="wolai-character-style"/>
+        </w:rPr>
+        <w:t xml:space="preserve">对于 LD.{H[U]/W}和 ST.{B/H/W}指令，只要其访存地址是自然对齐的，都不会触发非对齐例外；否则的话将触发非对齐例外</w:t>
+      </w:r>
+    </w:p>
+    <w:p>
+      <w:pPr>
+        <w:ind w:left="360"/>
+        <w:jc w:val="left"/>
+      </w:pPr>
+      <w:r>
+        <w:rPr>
+          <w:rStyle w:val="wolai-character-style"/>
+        </w:rPr>
+        <w:t xml:space="preserve">H是半字，32位是2字节对齐</w:t>
+      </w:r>
+      <w:r>
+        <w:rPr>
+          <w:rStyle w:val="wolai-character-style"/>
+        </w:rPr>
+        <w:br/>
+        <w:t xml:space="preserve">W是字，32位是4字节对齐</w:t>
+      </w:r>
+    </w:p>
+    <w:p>
+      <w:pPr>
+        <w:pStyle w:val="Heading4"/>
+        <w:jc w:val="left"/>
+      </w:pPr>
+      <w:r>
+        <w:rPr>
+          <w:strike/>
+          <w:rStyle w:val="wolai-character-style"/>
+        </w:rPr>
+        <w:t xml:space="preserve">2.2.4.2 PRELD</w:t>
+      </w:r>
+    </w:p>
+    <w:p>
+      <w:pPr>
+        <w:jc w:val="left"/>
+      </w:pPr>
+      <w:r>
+        <w:rPr>
+          <w:rStyle w:val="wolai-character-style"/>
+        </w:rPr>
+        <w:t xml:space="preserve">指令格式： </w:t>
+      </w:r>
+      <w:r>
+        <w:rPr>
+          <w:color w:val="558EDA"/>
+          <w:rStyle w:val="wolai-character-style"/>
+          <w:shd w:fill="F6F1F3"/>
+        </w:rPr>
+        <w:t xml:space="preserve">preld hint, rj, si12</w:t>
+      </w:r>
+    </w:p>
+    <w:p>
+      <w:pPr>
+        <w:jc w:val="left"/>
+      </w:pPr>
+      <w:r>
+        <w:rPr>
+          <w:rStyle w:val="wolai-character-style"/>
+        </w:rPr>
+        <w:t xml:space="preserve">preld指令是从内存{</w:t>
+      </w:r>
+      <w:r>
+        <w:rPr>
+          <w:color w:val="038701"/>
+          <w:rStyle w:val="wolai-character-style"/>
+        </w:rPr>
+        <w:t xml:space="preserve">GR[rj]+si12立即数符号扩展</w:t>
+      </w:r>
+      <w:r>
+        <w:rPr>
+          <w:rStyle w:val="wolai-character-style"/>
+        </w:rPr>
+        <w:t xml:space="preserve">}位置上中预取一个 Cache 行的数据放入 Cache 中。该访存地址落在待预取的Cache 行内。</w:t>
+      </w:r>
+      <w:r>
+        <w:rPr>
+          <w:color w:val="038701"/>
+          <w:rStyle w:val="wolai-character-style"/>
+        </w:rPr>
+        <w:t xml:space="preserve">PRELD 指令中的 hint 提示处理器预取的类型以及取回的数据填入哪一级Cache</w:t>
+      </w:r>
+      <w:r>
+        <w:rPr>
+          <w:rStyle w:val="wolai-character-style"/>
+        </w:rPr>
+        <w:t xml:space="preserve">。hint 从0~31有32个可选值。</w:t>
+      </w:r>
+      <w:r>
+        <w:rPr>
+          <w:color w:val="038701"/>
+          <w:rStyle w:val="wolai-character-style"/>
+        </w:rPr>
+        <w:t xml:space="preserve">目前 hint=0 定义为 load 预取至一级数据 Cache，hint=8 定义为 store 预取至一级数据Cache</w:t>
+      </w:r>
+      <w:r>
+        <w:rPr>
+          <w:rStyle w:val="wolai-character-style"/>
+        </w:rPr>
+        <w:t xml:space="preserve">。</w:t>
+      </w:r>
+      <w:r>
+        <w:rPr>
+          <w:color w:val="038701"/>
+          <w:rStyle w:val="wolai-character-style"/>
+        </w:rPr>
+        <w:t xml:space="preserve">其余hint 值的含义暂未定义，处理器执行时视同 NOP 指令处理。如果 PRELD 指令的访存地址的 Cache 属性</w:t>
+      </w:r>
+      <w:r>
+        <w:rPr>
+          <w:color w:val="0575C5"/>
+          <w:rStyle w:val="wolai-character-style"/>
+        </w:rPr>
+        <w:t xml:space="preserve">不是 cached</w:t>
+      </w:r>
+      <w:r>
+        <w:rPr>
+          <w:color w:val="038701"/>
+          <w:rStyle w:val="wolai-character-style"/>
+        </w:rPr>
+        <w:t xml:space="preserve">，那么该指令不能产生访存动作，视同NOP指令处理。</w:t>
+      </w:r>
+    </w:p>
+    <w:p>
+      <w:pPr>
+        <w:jc w:val="left"/>
+      </w:pPr>
+      <w:r>
+        <w:rPr>
+          <w:b/>
+          <w:bCs/>
+          <w:color w:val="038701"/>
+          <w:rStyle w:val="wolai-character-style"/>
+        </w:rPr>
+        <w:t xml:space="preserve">PRELD 指令不会触发任何与 MMU 或是地址相关的例外</w:t>
+      </w:r>
+    </w:p>
+    <w:p>
+      <w:pPr>
+        <w:pStyle w:val="Heading3"/>
+        <w:jc w:val="left"/>
+      </w:pPr>
+      <w:r>
+        <w:rPr>
+          <w:strike/>
+          <w:rStyle w:val="wolai-character-style"/>
+        </w:rPr>
+        <w:t xml:space="preserve">2.2.5 原子访存指令</w:t>
+      </w:r>
+    </w:p>
+    <w:p>
+      <w:pPr>
+        <w:pStyle w:val="Heading4"/>
+        <w:jc w:val="left"/>
+      </w:pPr>
+      <w:r>
+        <w:rPr>
+          <w:rStyle w:val="wolai-character-style"/>
+        </w:rPr>
+        <w:t xml:space="preserve">2.2.5.1 LL.W, SC.W</w:t>
+      </w:r>
+    </w:p>
+    <w:p>
+      <w:pPr>
+        <w:jc w:val="left"/>
+      </w:pPr>
+      <w:r>
+        <w:rPr>
+          <w:rStyle w:val="wolai-character-style"/>
+        </w:rPr>
+        <w:t xml:space="preserve">指令格式：</w:t>
+      </w:r>
+      <w:r>
+        <w:rPr>
+          <w:color w:val="558EDA"/>
+          <w:rStyle w:val="wolai-character-style"/>
+          <w:shd w:fill="F6F1F3"/>
+        </w:rPr>
+        <w:t xml:space="preserve"> ll.w rd, rj, si14</w:t>
+      </w:r>
+      <w:r>
+        <w:rPr>
+          <w:rStyle w:val="wolai-character-style"/>
+        </w:rPr>
+        <w:t xml:space="preserve">，</w:t>
+      </w:r>
+      <w:r>
+        <w:rPr>
+          <w:color w:val="558EDA"/>
+          <w:rStyle w:val="wolai-character-style"/>
+          <w:shd w:fill="F6F1F3"/>
+        </w:rPr>
+        <w:t xml:space="preserve">sc.w rd, rj, si14</w:t>
+      </w:r>
+      <w:r>
+        <w:rPr>
+          <w:rStyle w:val="wolai-character-style"/>
+        </w:rPr>
+        <w:t xml:space="preserve">，</w:t>
+      </w:r>
+      <w:r>
+        <w:rPr>
+          <w:color w:val="0575C5"/>
+          <w:rStyle w:val="wolai-character-style"/>
+        </w:rPr>
+        <w:t xml:space="preserve">汇编格式中si14&lt;&lt;2填入</w:t>
+      </w:r>
+    </w:p>
+    <w:p>
+      <w:pPr>
+        <w:jc w:val="left"/>
+      </w:pPr>
+      <w:r>
+        <w:rPr>
+          <w:rStyle w:val="wolai-character-style"/>
+        </w:rPr>
+        <w:t xml:space="preserve">内存地址的计算：</w:t>
+      </w:r>
+      <w:r>
+        <w:rPr>
+          <w:color w:val="038701"/>
+          <w:rStyle w:val="wolai-character-style"/>
+        </w:rPr>
+        <w:t xml:space="preserve">14位立即数左移两位然后进行符号扩展再与rj寄存器内容相加</w:t>
+      </w:r>
+    </w:p>
+    <w:p>
+      <w:pPr>
+        <w:jc w:val="left"/>
+      </w:pPr>
+      <w:r>
+        <w:rPr>
+          <w:rStyle w:val="wolai-character-style"/>
+        </w:rPr>
+        <w:t xml:space="preserve">ll.w 和 sc.w 这一对指令用于</w:t>
+      </w:r>
+      <w:r>
+        <w:rPr>
+          <w:color w:val="038701"/>
+          <w:rStyle w:val="wolai-character-style"/>
+        </w:rPr>
+        <w:t xml:space="preserve">实现原子的“读-修改-写”访存操作序列</w:t>
+      </w:r>
+      <w:r>
+        <w:rPr>
+          <w:rStyle w:val="wolai-character-style"/>
+        </w:rPr>
+        <w:t xml:space="preserve">。LL.W指令从内存指定地址取回一个字的数据符号扩展后写入通用寄存器 rd，与之配对的 SC.W 指令操作同样宽度的数据且访问相同的内存地址。</w:t>
+      </w:r>
+    </w:p>
+    <w:p>
+      <w:pPr>
+        <w:jc w:val="left"/>
+      </w:pPr>
+      <w:r>
+        <w:rPr>
+          <w:rStyle w:val="wolai-character-style"/>
+        </w:rPr>
+        <w:t xml:space="preserve">访存操作序列原子性的维护机制是，</w:t>
+      </w:r>
+      <w:r>
+        <w:rPr>
+          <w:color w:val="0575C5"/>
+          <w:rStyle w:val="wolai-character-style"/>
+        </w:rPr>
+        <w:t xml:space="preserve">LL.W 执行时记录下访问地址并置上一个标记（LLbit 置为1），SC.W 指令执行时会查看 LLbit，仅当 LLbit 为 1 时才真正产生写动作，否则不写。</w:t>
+      </w:r>
+    </w:p>
+    <w:p>
+      <w:pPr>
+        <w:jc w:val="left"/>
+      </w:pPr>
+      <w:r>
+        <w:rPr>
+          <w:rStyle w:val="wolai-character-style"/>
+        </w:rPr>
+        <w:t xml:space="preserve">那么就需要</w:t>
+      </w:r>
+      <w:r>
+        <w:rPr>
+          <w:color w:val="038701"/>
+          <w:rStyle w:val="wolai-character-style"/>
+        </w:rPr>
+        <w:t xml:space="preserve">反复执行SC.W指令来检查LLbit</w:t>
+      </w:r>
+      <w:r>
+        <w:rPr>
+          <w:rStyle w:val="wolai-character-style"/>
+        </w:rPr>
+        <w:t xml:space="preserve">——为了构建这个循环，SC.{W/D}指令会将其执行成功与否的标志（也可以简单理解为SC指令执行时所看到的 LLbit 值）写入到通用寄存器 rd 中返回。</w:t>
+      </w:r>
+    </w:p>
+    <w:p>
+      <w:pPr>
+        <w:jc w:val="center"/>
+      </w:pPr>
+      <w:r>
+        <w:drawing>
+          <wp:inline distT="0" distB="0" distL="0" distR="0">
+            <wp:extent cx="6217920" cy="1211580"/>
+            <wp:effectExtent b="0" l="0" r="0" t="0"/>
+            <wp:docPr id="0" name="" descr=""/>
+            <wp:cNvGraphicFramePr>
+              <a:graphicFrameLocks xmlns:a="http://schemas.openxmlformats.org/drawingml/2006/main" noChangeAspect="1"/>
+            </wp:cNvGraphicFramePr>
+            <a:graphic xmlns:a="http://schemas.openxmlformats.org/drawingml/2006/main">
+              <a:graphicData uri="http://schemas.openxmlformats.org/drawingml/2006/picture">
+                <pic:pic xmlns:pic="http://schemas.openxmlformats.org/drawingml/2006/picture">
+                  <pic:nvPicPr>
+                    <pic:cNvPr id="0" name="" descr=""/>
+                    <pic:cNvPicPr>
+                      <a:picLocks noChangeAspect="1" noChangeArrowheads="1"/>
+                    </pic:cNvPicPr>
+                  </pic:nvPicPr>
+                  <pic:blipFill>
+                    <a:blip r:embed="rId5" cstate="none"/>
+                    <a:srcRect/>
+                    <a:stretch>
+                      <a:fillRect/>
+                    </a:stretch>
+                  </pic:blipFill>
+                  <pic:spPr bwMode="auto">
+                    <a:xfrm>
+                      <a:off x="0" y="0"/>
+                      <a:ext cx="6217920" cy="1211580"/>
+                    </a:xfrm>
+                    <a:prstGeom prst="rect">
+                      <a:avLst/>
+                    </a:prstGeom>
+                  </pic:spPr>
+                </pic:pic>
+              </a:graphicData>
+            </a:graphic>
+          </wp:inline>
+        </w:drawing>
+      </w:r>
+    </w:p>
+    <w:p>
+      <w:pPr>
+        <w:jc w:val="left"/>
+      </w:pPr>
+      <w:r>
+        <w:rPr>
+          <w:rStyle w:val="wolai-character-style"/>
+        </w:rPr>
+        <w:t xml:space="preserve">ertn是异常返回指令，CSR是控制状态寄存器，LLBCTL是LLbit控制</w:t>
+      </w:r>
+    </w:p>
+    <w:p>
+      <w:pPr>
+        <w:jc w:val="center"/>
+      </w:pPr>
+      <w:r>
+        <w:drawing>
+          <wp:inline distT="0" distB="0" distL="0" distR="0">
+            <wp:extent cx="7219950" cy="2683901"/>
+            <wp:effectExtent b="0" l="0" r="0" t="0"/>
+            <wp:docPr id="0" name="" descr=""/>
+            <wp:cNvGraphicFramePr>
+              <a:graphicFrameLocks xmlns:a="http://schemas.openxmlformats.org/drawingml/2006/main" noChangeAspect="1"/>
+            </wp:cNvGraphicFramePr>
+            <a:graphic xmlns:a="http://schemas.openxmlformats.org/drawingml/2006/main">
+              <a:graphicData uri="http://schemas.openxmlformats.org/drawingml/2006/picture">
+                <pic:pic xmlns:pic="http://schemas.openxmlformats.org/drawingml/2006/picture">
+                  <pic:nvPicPr>
+                    <pic:cNvPr id="0" name="" descr=""/>
+                    <pic:cNvPicPr>
+                      <a:picLocks noChangeAspect="1" noChangeArrowheads="1"/>
+                    </pic:cNvPicPr>
+                  </pic:nvPicPr>
+                  <pic:blipFill>
+                    <a:blip r:embed="rId6" cstate="none"/>
+                    <a:srcRect/>
+                    <a:stretch>
+                      <a:fillRect/>
+                    </a:stretch>
+                  </pic:blipFill>
+                  <pic:spPr bwMode="auto">
+                    <a:xfrm>
+                      <a:off x="0" y="0"/>
+                      <a:ext cx="7219950" cy="2683901"/>
+                    </a:xfrm>
+                    <a:prstGeom prst="rect">
+                      <a:avLst/>
+                    </a:prstGeom>
+                  </pic:spPr>
+                </pic:pic>
+              </a:graphicData>
+            </a:graphic>
+          </wp:inline>
+        </w:drawing>
+      </w:r>
+    </w:p>
+    <w:p>
+      <w:pPr>
+        <w:pStyle w:val="Heading3"/>
+        <w:jc w:val="left"/>
+      </w:pPr>
+      <w:r>
+        <w:rPr>
+          <w:rStyle w:val="wolai-character-style"/>
+        </w:rPr>
+        <w:t xml:space="preserve">2.2.6 栅障指令</w:t>
+      </w:r>
+    </w:p>
+    <w:p>
+      <w:pPr>
+        <w:jc w:val="left"/>
+      </w:pPr>
+      <w:r>
+        <w:rPr>
+          <w:b/>
+          <w:bCs/>
+          <w:color w:val="DDDDDD"/>
+          <w:rStyle w:val="wolai-character-style"/>
+        </w:rPr>
+        <w:t xml:space="preserve">|</w:t>
+      </w:r>
+      <w:r>
+        <w:rPr>
+          <w:rStyle w:val="wolai-character-style"/>
+        </w:rPr>
+        <w:t xml:space="preserve"> </w:t>
+      </w:r>
+      <w:r>
+        <w:rPr>
+          <w:rStyle w:val="wolai-character-style"/>
+        </w:rPr>
+        <w:t xml:space="preserve">内存屏障，也称内存栅栏，内存栅障，屏障指令等， 是一类同步屏障指令，是</w:t>
+      </w:r>
+      <w:r>
+        <w:rPr>
+          <w:color w:val="038701"/>
+          <w:rStyle w:val="wolai-character-style"/>
+        </w:rPr>
+        <w:t xml:space="preserve">CPU或编译器在对内存随机访问的操作中的一个同步点，使得此点之前的所有读写操作都执行后才可以开始执行此点之后的操作</w:t>
+      </w:r>
+    </w:p>
+    <w:p>
+      <w:pPr>
+        <w:jc w:val="left"/>
+      </w:pPr>
+      <w:r>
+        <w:rPr>
+          <w:color w:val="0575C5"/>
+          <w:rStyle w:val="wolai-character-style"/>
+        </w:rPr>
+        <w:t xml:space="preserve">内存屏障之前的所有写操作都要写入内存；内存屏障之后的读操作都可以获得同步屏障之前的写操作的结果</w:t>
+      </w:r>
+    </w:p>
+    <w:p>
+      <w:pPr>
+        <w:pStyle w:val="Heading4"/>
+        <w:jc w:val="left"/>
+      </w:pPr>
+      <w:r>
+        <w:rPr>
+          <w:rStyle w:val="wolai-character-style"/>
+        </w:rPr>
+        <w:t xml:space="preserve">2.2.6.1 DBAR——完全的数据屏障</w:t>
+      </w:r>
+    </w:p>
+    <w:p>
+      <w:pPr>
+        <w:jc w:val="left"/>
+      </w:pPr>
+      <w:r>
+        <w:rPr>
+          <w:rStyle w:val="wolai-character-style"/>
+        </w:rPr>
+        <w:t xml:space="preserve">指令格式： </w:t>
+      </w:r>
+      <w:r>
+        <w:rPr>
+          <w:color w:val="558EDA"/>
+          <w:rStyle w:val="wolai-character-style"/>
+          <w:shd w:fill="F6F1F3"/>
+        </w:rPr>
+        <w:t xml:space="preserve">dbar hint</w:t>
+      </w:r>
+    </w:p>
+    <w:p>
+      <w:pPr>
+        <w:jc w:val="left"/>
+      </w:pPr>
+      <w:r>
+        <w:rPr>
+          <w:color w:val="038701"/>
+          <w:rStyle w:val="wolai-character-style"/>
+        </w:rPr>
+        <w:t xml:space="preserve">DBAR 指令用于完成 load/store 访存操作之间的栅障功能</w:t>
+      </w:r>
+      <w:r>
+        <w:rPr>
+          <w:rStyle w:val="wolai-character-style"/>
+        </w:rPr>
+        <w:t xml:space="preserve">。</w:t>
+      </w:r>
+      <w:r>
+        <w:rPr>
+          <w:color w:val="038701"/>
+          <w:rStyle w:val="wolai-character-style"/>
+        </w:rPr>
+        <w:t xml:space="preserve">其携带的立即数hint 用于指示该栅障的同步对象和同步程度。</w:t>
+      </w:r>
+      <w:r>
+        <w:rPr>
+          <w:rStyle w:val="wolai-character-style"/>
+        </w:rPr>
+      </w:r>
+      <w:r>
+        <w:rPr>
+          <w:rStyle w:val="wolai-character-style"/>
+        </w:rPr>
+        <w:br/>
+      </w:r>
+      <w:r>
+        <w:rPr>
+          <w:color w:val="0575C5"/>
+          <w:rStyle w:val="wolai-character-style"/>
+        </w:rPr>
+        <w:t xml:space="preserve">hint 值为 0 是默认必须实现的，其指示一个完全功能的同步栅障——只有等到之前所有load/store访存操作彻底执行完毕后，“DBAR 0”指令才能开始执行；且只有“DBAR 0”执行完成执行后，其后所有load/store访存操作才能开始执行。</w:t>
+      </w:r>
+      <w:r>
+        <w:rPr>
+          <w:rStyle w:val="wolai-character-style"/>
+        </w:rPr>
+      </w:r>
+      <w:r>
+        <w:rPr>
+          <w:rStyle w:val="wolai-character-style"/>
+        </w:rPr>
+        <w:br/>
+      </w:r>
+    </w:p>
+    <w:p>
+      <w:pPr>
+        <w:jc w:val="left"/>
+      </w:pPr>
+      <w:r>
+        <w:rPr>
+          <w:rStyle w:val="wolai-character-style"/>
+        </w:rPr>
+        <w:t xml:space="preserve">如果没有专门的功能实现，其它所有 hint 值都必须按照 hint=0 执行</w:t>
+      </w:r>
+    </w:p>
+    <w:p>
+      <w:pPr>
+        <w:pStyle w:val="Heading4"/>
+        <w:jc w:val="left"/>
+      </w:pPr>
+      <w:r>
+        <w:rPr>
+          <w:rStyle w:val="wolai-character-style"/>
+        </w:rPr>
+        <w:t xml:space="preserve">2.2.6.2 IBAR——取指和store之间的屏障</w:t>
+      </w:r>
+    </w:p>
+    <w:p>
+      <w:pPr>
+        <w:jc w:val="left"/>
+      </w:pPr>
+      <w:r>
+        <w:rPr>
+          <w:rStyle w:val="wolai-character-style"/>
+        </w:rPr>
+        <w:t xml:space="preserve">指令格式：</w:t>
+      </w:r>
+      <w:r>
+        <w:rPr>
+          <w:color w:val="558EDA"/>
+          <w:rStyle w:val="wolai-character-style"/>
+          <w:shd w:fill="F6F1F3"/>
+        </w:rPr>
+        <w:t xml:space="preserve"> ibar hint</w:t>
+      </w:r>
+    </w:p>
+    <w:p>
+      <w:pPr>
+        <w:jc w:val="left"/>
+      </w:pPr>
+      <w:r>
+        <w:rPr>
+          <w:color w:val="038701"/>
+          <w:rStyle w:val="wolai-character-style"/>
+        </w:rPr>
+        <w:t xml:space="preserve">IBAR 指令使用完成单个处理器核</w:t>
+      </w:r>
+      <w:r>
+        <w:rPr>
+          <w:u w:val="single"/>
+          <w:color w:val="038701"/>
+          <w:rStyle w:val="wolai-character-style"/>
+        </w:rPr>
+        <w:t xml:space="preserve">内部 store 操作与取指操作</w:t>
+      </w:r>
+      <w:r>
+        <w:rPr>
+          <w:color w:val="038701"/>
+          <w:rStyle w:val="wolai-character-style"/>
+        </w:rPr>
+        <w:t xml:space="preserve">之间的同步</w:t>
+      </w:r>
+      <w:r>
+        <w:rPr>
+          <w:rStyle w:val="wolai-character-style"/>
+        </w:rPr>
+        <w:t xml:space="preserve">。其携带的立即数hint 用于指示该栅障的同步对象和同步程度。</w:t>
+      </w:r>
+      <w:r>
+        <w:rPr>
+          <w:rStyle w:val="wolai-character-style"/>
+        </w:rPr>
+        <w:br/>
+      </w:r>
+    </w:p>
+    <w:p>
+      <w:pPr>
+        <w:jc w:val="left"/>
+      </w:pPr>
+      <w:r>
+        <w:rPr>
+          <w:color w:val="0575C5"/>
+          <w:rStyle w:val="wolai-character-style"/>
+        </w:rPr>
+        <w:t xml:space="preserve">hint 值为 0 是默认必须实现的。它能够确保“IBAR 0”指令之后的取指一定能够观察到“IBAR0”指令之前所有 store 操作的执行效果</w:t>
+      </w:r>
+    </w:p>
+    <w:p>
+      <w:pPr>
+        <w:pStyle w:val="Heading3"/>
+        <w:jc w:val="left"/>
+      </w:pPr>
+      <w:r>
+        <w:rPr>
+          <w:rStyle w:val="wolai-character-style"/>
+        </w:rPr>
+        <w:t xml:space="preserve">2.2.7 其它杂项指令</w:t>
+      </w:r>
+    </w:p>
+    <w:p>
+      <w:pPr>
+        <w:pStyle w:val="Heading4"/>
+        <w:jc w:val="left"/>
+      </w:pPr>
+      <w:r>
+        <w:rPr>
+          <w:rStyle w:val="wolai-character-style"/>
+        </w:rPr>
+        <w:t xml:space="preserve">2.2.7.1 SYSCALL</w:t>
+      </w:r>
+    </w:p>
+    <w:p>
+      <w:pPr>
+        <w:jc w:val="left"/>
+      </w:pPr>
+      <w:r>
+        <w:rPr>
+          <w:rStyle w:val="wolai-character-style"/>
+        </w:rPr>
+        <w:t xml:space="preserve">指令格式：</w:t>
+      </w:r>
+      <w:r>
+        <w:rPr>
+          <w:color w:val="558EDA"/>
+          <w:rStyle w:val="wolai-character-style"/>
+          <w:shd w:fill="F6F1F3"/>
+        </w:rPr>
+        <w:t xml:space="preserve"> syscall code</w:t>
+      </w:r>
+    </w:p>
+    <w:p>
+      <w:pPr>
+        <w:jc w:val="left"/>
+      </w:pPr>
+      <w:r>
+        <w:rPr>
+          <w:rStyle w:val="wolai-character-style"/>
+        </w:rPr>
+        <w:t xml:space="preserve">执行syscall指令将</w:t>
+      </w:r>
+      <w:r>
+        <w:rPr>
+          <w:color w:val="038701"/>
+          <w:rStyle w:val="wolai-character-style"/>
+        </w:rPr>
+        <w:t xml:space="preserve">立即无条件</w:t>
+      </w:r>
+      <w:r>
+        <w:rPr>
+          <w:rStyle w:val="wolai-character-style"/>
+        </w:rPr>
+        <w:t xml:space="preserve">的触发系统调用异常。指令码中 </w:t>
+      </w:r>
+      <w:r>
+        <w:rPr>
+          <w:color w:val="038701"/>
+          <w:rStyle w:val="wolai-character-style"/>
+        </w:rPr>
+        <w:t xml:space="preserve">code 域携带的信息可供异常处理程序作为所传递的参数使用。</w:t>
+      </w:r>
+    </w:p>
+    <w:p>
+      <w:pPr>
+        <w:pStyle w:val="Heading4"/>
+        <w:jc w:val="left"/>
+      </w:pPr>
+      <w:r>
+        <w:rPr>
+          <w:rStyle w:val="wolai-character-style"/>
+        </w:rPr>
+        <w:t xml:space="preserve">2.2.7.2 BREAK</w:t>
+      </w:r>
+    </w:p>
+    <w:p>
+      <w:pPr>
+        <w:jc w:val="left"/>
+      </w:pPr>
+      <w:r>
+        <w:rPr>
+          <w:rStyle w:val="wolai-character-style"/>
+        </w:rPr>
+        <w:t xml:space="preserve">指令格式： </w:t>
+      </w:r>
+      <w:r>
+        <w:rPr>
+          <w:color w:val="558EDA"/>
+          <w:rStyle w:val="wolai-character-style"/>
+          <w:shd w:fill="F6F1F3"/>
+        </w:rPr>
+        <w:t xml:space="preserve">break code</w:t>
+      </w:r>
+    </w:p>
+    <w:p>
+      <w:pPr>
+        <w:jc w:val="left"/>
+      </w:pPr>
+      <w:r>
+        <w:rPr>
+          <w:rStyle w:val="wolai-character-style"/>
+        </w:rPr>
+        <w:t xml:space="preserve">执行break指令将</w:t>
+      </w:r>
+      <w:r>
+        <w:rPr>
+          <w:color w:val="038701"/>
+          <w:rStyle w:val="wolai-character-style"/>
+        </w:rPr>
+        <w:t xml:space="preserve">立即无条件</w:t>
+      </w:r>
+      <w:r>
+        <w:rPr>
+          <w:rStyle w:val="wolai-character-style"/>
+        </w:rPr>
+        <w:t xml:space="preserve">的触发断点异常，</w:t>
+      </w:r>
+      <w:r>
+        <w:rPr>
+          <w:color w:val="038701"/>
+          <w:rStyle w:val="wolai-character-style"/>
+        </w:rPr>
+        <w:t xml:space="preserve">code域携带的信息可供异常处理程序作为所传递的参数使用</w:t>
+      </w:r>
+    </w:p>
+    <w:p>
+      <w:pPr>
+        <w:pStyle w:val="Heading4"/>
+        <w:jc w:val="left"/>
+      </w:pPr>
+      <w:r>
+        <w:rPr>
+          <w:rStyle w:val="wolai-character-style"/>
+        </w:rPr>
+        <w:t xml:space="preserve">2.2.7.3 RDCNTV{L/H}.W, RDCNTID</w:t>
+      </w:r>
+    </w:p>
+    <w:p>
+      <w:pPr>
+        <w:jc w:val="left"/>
+      </w:pPr>
+      <w:r>
+        <w:rPr>
+          <w:rStyle w:val="wolai-character-style"/>
+        </w:rPr>
+        <w:t xml:space="preserve">指令格式： </w:t>
+      </w:r>
+      <w:r>
+        <w:rPr>
+          <w:color w:val="558EDA"/>
+          <w:rStyle w:val="wolai-character-style"/>
+          <w:shd w:fill="F6F1F3"/>
+        </w:rPr>
+        <w:t xml:space="preserve">rdcntvl.w rd</w:t>
+      </w:r>
+      <w:r>
+        <w:rPr>
+          <w:rStyle w:val="wolai-character-style"/>
+        </w:rPr>
+        <w:t xml:space="preserve">，</w:t>
+      </w:r>
+      <w:r>
+        <w:rPr>
+          <w:color w:val="558EDA"/>
+          <w:rStyle w:val="wolai-character-style"/>
+          <w:shd w:fill="F6F1F3"/>
+        </w:rPr>
+        <w:t xml:space="preserve">rdcntvh.w rd</w:t>
+      </w:r>
+      <w:r>
+        <w:rPr>
+          <w:rStyle w:val="wolai-character-style"/>
+        </w:rPr>
+        <w:t xml:space="preserve">，</w:t>
+      </w:r>
+      <w:r>
+        <w:rPr>
+          <w:color w:val="558EDA"/>
+          <w:rStyle w:val="wolai-character-style"/>
+          <w:shd w:fill="F6F1F3"/>
+        </w:rPr>
+        <w:t xml:space="preserve">rdcntid rj</w:t>
+      </w:r>
+    </w:p>
+    <w:p>
+      <w:pPr>
+        <w:jc w:val="left"/>
+      </w:pPr>
+      <w:r>
+        <w:rPr>
+          <w:rStyle w:val="wolai-character-style"/>
+        </w:rPr>
+        <w:t xml:space="preserve">LA32R定义了一个恒定频率的计时器——是64位的计数器，称</w:t>
+      </w:r>
+      <w:r>
+        <w:rPr>
+          <w:i/>
+          <w:iCs/>
+          <w:color w:val="0575C5"/>
+          <w:rStyle w:val="wolai-character-style"/>
+        </w:rPr>
+        <w:t xml:space="preserve">Stable Counter</w:t>
+      </w:r>
+      <w:r>
+        <w:rPr>
+          <w:rStyle w:val="wolai-character-style"/>
+        </w:rPr>
+        <w:t xml:space="preserve">。</w:t>
+      </w:r>
+      <w:r>
+        <w:rPr>
+          <w:color w:val="038701"/>
+          <w:rStyle w:val="wolai-character-style"/>
+        </w:rPr>
+        <w:t xml:space="preserve">Stable Counter 在复位后置为 0，随后每个计数时钟周期自增 1，当计数至全 1 时自动绕回至0 继续自增</w:t>
+      </w:r>
+      <w:r>
+        <w:rPr>
+          <w:rStyle w:val="wolai-character-style"/>
+        </w:rPr>
+        <w:t xml:space="preserve">。同时</w:t>
+      </w:r>
+      <w:r>
+        <w:rPr>
+          <w:color w:val="0575C5"/>
+          <w:rStyle w:val="wolai-character-style"/>
+        </w:rPr>
+        <w:t xml:space="preserve">每个计时器都有一个软件可配置的全局唯一编号，称为 </w:t>
+      </w:r>
+      <w:r>
+        <w:rPr>
+          <w:i/>
+          <w:iCs/>
+          <w:color w:val="0575C5"/>
+          <w:rStyle w:val="wolai-character-style"/>
+        </w:rPr>
+        <w:t xml:space="preserve">Counter ID</w:t>
+      </w:r>
+      <w:r>
+        <w:rPr>
+          <w:rStyle w:val="wolai-character-style"/>
+        </w:rPr>
+        <w:t xml:space="preserve">。</w:t>
+      </w:r>
+    </w:p>
+    <w:p>
+      <w:pPr>
+        <w:jc w:val="left"/>
+      </w:pPr>
+      <w:r>
+        <w:rPr>
+          <w:color w:val="038701"/>
+          <w:rStyle w:val="wolai-character-style"/>
+        </w:rPr>
+        <w:t xml:space="preserve">rdcntv.w是读取计数器当前的计数值置rd寄存器，rdcntvl是读取63位的[31:0],rdcntvh是读取63位的[63:31]；rdcntid是读取当前计数器ID置rj</w:t>
+      </w:r>
+    </w:p>
+    <w:p>
+      <w:pPr>
+        <w:jc w:val="left"/>
+      </w:pPr>
+      <w:r>
+        <w:rPr>
+          <w:rStyle w:val="wolai-character-style"/>
+        </w:rPr>
+        <w:t xml:space="preserve">rdcntv[l/h]，rdcntid实际上分别对应于LA32的</w:t>
+      </w:r>
+      <w:r>
+        <w:rPr>
+          <w:color w:val="558EDA"/>
+          <w:rStyle w:val="wolai-character-style"/>
+          <w:shd w:fill="F6F1F3"/>
+        </w:rPr>
+        <w:t xml:space="preserve">RDTIMEL.W rd, zero</w:t>
+      </w:r>
+      <w:r>
+        <w:rPr>
+          <w:rStyle w:val="wolai-character-style"/>
+        </w:rPr>
+        <w:t xml:space="preserve">、</w:t>
+      </w:r>
+      <w:r>
+        <w:rPr>
+          <w:color w:val="558EDA"/>
+          <w:rStyle w:val="wolai-character-style"/>
+          <w:shd w:fill="F6F1F3"/>
+        </w:rPr>
+        <w:t xml:space="preserve">RDTIMEH.W rd, zero</w:t>
+      </w:r>
+      <w:r>
+        <w:rPr>
+          <w:rStyle w:val="wolai-character-style"/>
+        </w:rPr>
+        <w:t xml:space="preserve">和</w:t>
+      </w:r>
+      <w:r>
+        <w:rPr>
+          <w:color w:val="558EDA"/>
+          <w:rStyle w:val="wolai-character-style"/>
+          <w:shd w:fill="F6F1F3"/>
+        </w:rPr>
+        <w:t xml:space="preserve">RDTIMEL.W zero, rj</w:t>
+      </w:r>
+    </w:p>
+    <w:p>
+      <w:pPr>
+        <w:jc w:val="left"/>
+      </w:pPr>
+    </w:p>
+    <w:p>
+      <w:pPr>
+        <w:jc w:val="left"/>
+      </w:pPr>
+      <w:r>
+        <w:t xml:space="preserve"/>
+      </w:r>
+    </w:p>
+    <w:p>
+      <w:pPr>
+        <w:jc w:val="left"/>
+      </w:pPr>
+      <w:r>
+        <w:t xml:space="preserve"/>
+      </w:r>
     </w:p>
     <w:p>
       <w:pPr>
@@ -1310,6 +5350,108 @@
           <w:rStyle w:val="wolai-character-style"/>
         </w:rPr>
         <w:t xml:space="preserve">需要对于生成电路质量不是要求那么高且对于现代EDA综合工具提取公共子表达优化有充分的信心</w:t>
+      </w:r>
+    </w:p>
+    <w:p>
+      <w:pPr>
+        <w:jc w:val="left"/>
+      </w:pPr>
+      <w:r>
+        <w:rPr>
+          <w:rStyle w:val="wolai-character-style"/>
+        </w:rPr>
+        <w:t xml:space="preserve">[注释2] </w:t>
+      </w:r>
+      <w:r>
+        <w:rPr>
+          <w:rStyle w:val="wolai-character-style"/>
+        </w:rPr>
+        <w:t xml:space="preserve">汇编使用时前面要加$</w:t>
+      </w:r>
+    </w:p>
+    <w:p>
+      <w:pPr>
+        <w:jc w:val="left"/>
+      </w:pPr>
+      <w:r>
+        <w:rPr>
+          <w:rStyle w:val="wolai-character-style"/>
+        </w:rPr>
+        <w:t xml:space="preserve">[注释3] </w:t>
+      </w:r>
+      <w:r>
+        <w:rPr>
+          <w:rStyle w:val="wolai-character-style"/>
+        </w:rPr>
+        <w:t xml:space="preserve">并不是一个寄存器，实际当作接地的导线</w:t>
+      </w:r>
+    </w:p>
+    <w:p>
+      <w:pPr>
+        <w:jc w:val="left"/>
+      </w:pPr>
+      <w:r>
+        <w:rPr>
+          <w:rStyle w:val="wolai-character-style"/>
+        </w:rPr>
+        <w:t xml:space="preserve">[注释4] </w:t>
+      </w:r>
+      <w:r>
+        <w:rPr>
+          <w:rStyle w:val="wolai-character-style"/>
+        </w:rPr>
+        <w:t xml:space="preserve">核外访存操作是指处理器尝试访问物理内存中的数据，这些数据通常存储在主内存（RAM）中，而不是处理器的高速缓存（Cache）中</w:t>
+      </w:r>
+    </w:p>
+    <w:p>
+      <w:pPr>
+        <w:jc w:val="left"/>
+      </w:pPr>
+      <w:r>
+        <w:rPr>
+          <w:rStyle w:val="wolai-character-style"/>
+        </w:rPr>
+        <w:t xml:space="preserve">[注释5] </w:t>
+      </w:r>
+      <w:r>
+        <w:rPr>
+          <w:rStyle w:val="wolai-character-style"/>
+        </w:rPr>
+        <w:t xml:space="preserve">指在芯片内部连接各个处理器核心、高速缓存、内存控制器和其他关键组件的通信网络。片上网络用于在芯片内部传递数据和控制信号</w:t>
+      </w:r>
+    </w:p>
+    <w:p>
+      <w:pPr>
+        <w:jc w:val="left"/>
+      </w:pPr>
+      <w:r>
+        <w:rPr>
+          <w:rStyle w:val="wolai-character-style"/>
+        </w:rPr>
+        <w:t xml:space="preserve">[注释6] </w:t>
+      </w:r>
+      <w:r>
+        <w:rPr>
+          <w:rStyle w:val="wolai-character-style"/>
+        </w:rPr>
+        <w:t xml:space="preserve">目前还不懂</w:t>
+      </w:r>
+    </w:p>
+    <w:p>
+      <w:pPr>
+        <w:jc w:val="left"/>
+      </w:pPr>
+      <w:r>
+        <w:rPr>
+          <w:rStyle w:val="wolai-character-style"/>
+        </w:rPr>
+        <w:t xml:space="preserve">[注释7] </w:t>
+      </w:r>
+      <w:r>
+        <w:rPr>
+          <w:rStyle w:val="wolai-character-style"/>
+        </w:rPr>
+        <w:t xml:space="preserve">不懂</w:t>
       </w:r>
     </w:p>
     <w:sectPr>
@@ -1362,7 +5504,7 @@
 
 <file path=word/numbering.xml><?xml version="1.0" encoding="utf-8"?>
 <w:numbering xmlns:wpc="http://schemas.microsoft.com/office/word/2010/wordprocessingCanvas" xmlns:mc="http://schemas.openxmlformats.org/markup-compatibility/2006" xmlns:o="urn:schemas-microsoft-com:office:office" xmlns:r="http://schemas.openxmlformats.org/officeDocument/2006/relationships" xmlns:m="http://schemas.openxmlformats.org/officeDocument/2006/math" xmlns:v="urn:schemas-microsoft-com:vml" xmlns:wp14="http://schemas.microsoft.com/office/word/2010/wordprocessingDrawing" xmlns:wp="http://schemas.openxmlformats.org/drawingml/2006/wordprocessingDrawing" xmlns:w10="urn:schemas-microsoft-com:office:word" xmlns:w="http://schemas.openxmlformats.org/wordprocessingml/2006/main" xmlns:w14="http://schemas.microsoft.com/office/word/2010/wordml" xmlns:w15="http://schemas.microsoft.com/office/word/2012/wordml" xmlns:wpg="http://schemas.microsoft.com/office/word/2010/wordprocessingGroup" xmlns:wpi="http://schemas.microsoft.com/office/word/2010/wordprocessingInk" xmlns:wne="http://schemas.microsoft.com/office/word/2006/wordml" xmlns:wps="http://schemas.microsoft.com/office/word/2010/wordprocessingShape" mc:Ignorable="w14 w15 wp14">
-  <w:abstractNum w:abstractNumId="45" w15:restartNumberingAfterBreak="0">
+  <w:abstractNum w:abstractNumId="696" w15:restartNumberingAfterBreak="0">
     <w:multiLevelType w:val="hybridMultilevel"/>
     <w:lvl w:ilvl="0" w15:tentative="1">
       <w:start w:val="1"/>
@@ -1446,7 +5588,7 @@
       </w:pPr>
     </w:lvl>
   </w:abstractNum>
-  <w:abstractNum w:abstractNumId="46" w15:restartNumberingAfterBreak="0">
+  <w:abstractNum w:abstractNumId="697" w15:restartNumberingAfterBreak="0">
     <w:multiLevelType w:val="hybridMultilevel"/>
     <w:lvl w:ilvl="0" w15:tentative="1">
       <w:start w:val="1"/>
@@ -1530,7 +5672,7 @@
       </w:pPr>
     </w:lvl>
   </w:abstractNum>
-  <w:abstractNum w:abstractNumId="47" w15:restartNumberingAfterBreak="0">
+  <w:abstractNum w:abstractNumId="698" w15:restartNumberingAfterBreak="0">
     <w:multiLevelType w:val="hybridMultilevel"/>
     <w:lvl w:ilvl="0" w15:tentative="1">
       <w:start w:val="1"/>
@@ -1641,7 +5783,7 @@
       </w:rPr>
     </w:lvl>
   </w:abstractNum>
-  <w:abstractNum w:abstractNumId="48" w15:restartNumberingAfterBreak="0">
+  <w:abstractNum w:abstractNumId="699" w15:restartNumberingAfterBreak="0">
     <w:multiLevelType w:val="hybridMultilevel"/>
     <w:lvl w:ilvl="0" w15:tentative="1">
       <w:start w:val="1"/>
@@ -1752,7 +5894,7 @@
       </w:rPr>
     </w:lvl>
   </w:abstractNum>
-  <w:abstractNum w:abstractNumId="49" w15:restartNumberingAfterBreak="0">
+  <w:abstractNum w:abstractNumId="700" w15:restartNumberingAfterBreak="0">
     <w:multiLevelType w:val="hybridMultilevel"/>
     <w:lvl w:ilvl="0" w15:tentative="1">
       <w:start w:val="1"/>
@@ -1836,7 +5978,7 @@
       </w:pPr>
     </w:lvl>
   </w:abstractNum>
-  <w:abstractNum w:abstractNumId="50" w15:restartNumberingAfterBreak="0">
+  <w:abstractNum w:abstractNumId="701" w15:restartNumberingAfterBreak="0">
     <w:multiLevelType w:val="hybridMultilevel"/>
     <w:lvl w:ilvl="0" w15:tentative="1">
       <w:start w:val="1"/>
@@ -1920,7 +6062,7 @@
       </w:pPr>
     </w:lvl>
   </w:abstractNum>
-  <w:abstractNum w:abstractNumId="51" w15:restartNumberingAfterBreak="0">
+  <w:abstractNum w:abstractNumId="702" w15:restartNumberingAfterBreak="0">
     <w:multiLevelType w:val="hybridMultilevel"/>
     <w:lvl w:ilvl="0" w15:tentative="1">
       <w:start w:val="1"/>
@@ -2004,7 +6146,7 @@
       </w:pPr>
     </w:lvl>
   </w:abstractNum>
-  <w:abstractNum w:abstractNumId="52" w15:restartNumberingAfterBreak="0">
+  <w:abstractNum w:abstractNumId="703" w15:restartNumberingAfterBreak="0">
     <w:multiLevelType w:val="hybridMultilevel"/>
     <w:lvl w:ilvl="0" w15:tentative="1">
       <w:start w:val="1"/>
@@ -2133,7 +6275,7 @@
       </w:rPr>
     </w:lvl>
   </w:abstractNum>
-  <w:abstractNum w:abstractNumId="53" w15:restartNumberingAfterBreak="0">
+  <w:abstractNum w:abstractNumId="704" w15:restartNumberingAfterBreak="0">
     <w:multiLevelType w:val="hybridMultilevel"/>
     <w:lvl w:ilvl="0" w15:tentative="1">
       <w:start w:val="1"/>
@@ -2217,7 +6359,7 @@
       </w:pPr>
     </w:lvl>
   </w:abstractNum>
-  <w:abstractNum w:abstractNumId="54" w15:restartNumberingAfterBreak="0">
+  <w:abstractNum w:abstractNumId="705" w15:restartNumberingAfterBreak="0">
     <w:multiLevelType w:val="hybridMultilevel"/>
     <w:lvl w:ilvl="0" w15:tentative="1">
       <w:start w:val="1"/>
@@ -2301,20 +6443,200 @@
       </w:pPr>
     </w:lvl>
   </w:abstractNum>
+  <w:abstractNum w:abstractNumId="706" w15:restartNumberingAfterBreak="0">
+    <w:multiLevelType w:val="hybridMultilevel"/>
+    <w:lvl w:ilvl="0" w15:tentative="1">
+      <w:start w:val="1"/>
+      <w:numFmt w:val="decimal"/>
+      <w:lvlText w:val="%1."/>
+      <w:lvlJc w:val="left"/>
+      <w:pPr>
+        <w:ind w:left="0"/>
+      </w:pPr>
+    </w:lvl>
+    <w:lvl w:ilvl="1" w15:tentative="1">
+      <w:start w:val="1"/>
+      <w:numFmt w:val="decimal"/>
+      <w:lvlText w:val="%2."/>
+      <w:lvlJc w:val="left"/>
+      <w:pPr>
+        <w:ind w:left="360"/>
+      </w:pPr>
+    </w:lvl>
+    <w:lvl w:ilvl="2" w15:tentative="1">
+      <w:start w:val="1"/>
+      <w:numFmt w:val="decimal"/>
+      <w:lvlText w:val="%3."/>
+      <w:lvlJc w:val="left"/>
+      <w:pPr>
+        <w:ind w:left="720"/>
+      </w:pPr>
+    </w:lvl>
+    <w:lvl w:ilvl="3" w15:tentative="1">
+      <w:start w:val="1"/>
+      <w:numFmt w:val="decimal"/>
+      <w:lvlText w:val="%4."/>
+      <w:lvlJc w:val="left"/>
+      <w:pPr>
+        <w:ind w:left="1080"/>
+      </w:pPr>
+    </w:lvl>
+    <w:lvl w:ilvl="4" w15:tentative="1">
+      <w:start w:val="1"/>
+      <w:numFmt w:val="decimal"/>
+      <w:lvlText w:val="%5."/>
+      <w:lvlJc w:val="left"/>
+      <w:pPr>
+        <w:ind w:left="1440"/>
+      </w:pPr>
+    </w:lvl>
+    <w:lvl w:ilvl="5" w15:tentative="1">
+      <w:start w:val="1"/>
+      <w:numFmt w:val="decimal"/>
+      <w:lvlText w:val="%6."/>
+      <w:lvlJc w:val="left"/>
+      <w:pPr>
+        <w:ind w:left="1800"/>
+      </w:pPr>
+    </w:lvl>
+    <w:lvl w:ilvl="6" w15:tentative="1">
+      <w:start w:val="1"/>
+      <w:numFmt w:val="decimal"/>
+      <w:lvlText w:val="%7."/>
+      <w:lvlJc w:val="left"/>
+      <w:pPr>
+        <w:ind w:left="2160"/>
+      </w:pPr>
+    </w:lvl>
+    <w:lvl w:ilvl="7" w15:tentative="1">
+      <w:start w:val="1"/>
+      <w:numFmt w:val="decimal"/>
+      <w:lvlText w:val="%8."/>
+      <w:lvlJc w:val="left"/>
+      <w:pPr>
+        <w:ind w:left="2520"/>
+      </w:pPr>
+    </w:lvl>
+    <w:lvl w:ilvl="8" w15:tentative="1">
+      <w:start w:val="1"/>
+      <w:numFmt w:val="decimal"/>
+      <w:lvlText w:val="%9."/>
+      <w:lvlJc w:val="left"/>
+      <w:pPr>
+        <w:ind w:left="2880"/>
+      </w:pPr>
+    </w:lvl>
+  </w:abstractNum>
+  <w:abstractNum w:abstractNumId="707" w15:restartNumberingAfterBreak="0">
+    <w:multiLevelType w:val="hybridMultilevel"/>
+    <w:lvl w:ilvl="0" w15:tentative="1">
+      <w:start w:val="1"/>
+      <w:numFmt w:val="decimal"/>
+      <w:lvlText w:val="%1."/>
+      <w:lvlJc w:val="left"/>
+      <w:pPr>
+        <w:ind w:left="0"/>
+      </w:pPr>
+    </w:lvl>
+    <w:lvl w:ilvl="1" w15:tentative="1">
+      <w:start w:val="1"/>
+      <w:numFmt w:val="decimal"/>
+      <w:lvlText w:val="%2."/>
+      <w:lvlJc w:val="left"/>
+      <w:pPr>
+        <w:ind w:left="360"/>
+      </w:pPr>
+    </w:lvl>
+    <w:lvl w:ilvl="2" w15:tentative="1">
+      <w:start w:val="1"/>
+      <w:numFmt w:val="decimal"/>
+      <w:lvlText w:val="%3."/>
+      <w:lvlJc w:val="left"/>
+      <w:pPr>
+        <w:ind w:left="720"/>
+      </w:pPr>
+    </w:lvl>
+    <w:lvl w:ilvl="3" w15:tentative="1">
+      <w:start w:val="1"/>
+      <w:numFmt w:val="decimal"/>
+      <w:lvlText w:val="%4."/>
+      <w:lvlJc w:val="left"/>
+      <w:pPr>
+        <w:ind w:left="1080"/>
+      </w:pPr>
+    </w:lvl>
+    <w:lvl w:ilvl="4" w15:tentative="1">
+      <w:start w:val="1"/>
+      <w:numFmt w:val="decimal"/>
+      <w:lvlText w:val="%5."/>
+      <w:lvlJc w:val="left"/>
+      <w:pPr>
+        <w:ind w:left="1440"/>
+      </w:pPr>
+    </w:lvl>
+    <w:lvl w:ilvl="5" w15:tentative="1">
+      <w:start w:val="1"/>
+      <w:numFmt w:val="decimal"/>
+      <w:lvlText w:val="%6."/>
+      <w:lvlJc w:val="left"/>
+      <w:pPr>
+        <w:ind w:left="1800"/>
+      </w:pPr>
+    </w:lvl>
+    <w:lvl w:ilvl="6" w15:tentative="1">
+      <w:start w:val="1"/>
+      <w:numFmt w:val="decimal"/>
+      <w:lvlText w:val="%7."/>
+      <w:lvlJc w:val="left"/>
+      <w:pPr>
+        <w:ind w:left="2160"/>
+      </w:pPr>
+    </w:lvl>
+    <w:lvl w:ilvl="7" w15:tentative="1">
+      <w:start w:val="1"/>
+      <w:numFmt w:val="decimal"/>
+      <w:lvlText w:val="%8."/>
+      <w:lvlJc w:val="left"/>
+      <w:pPr>
+        <w:ind w:left="2520"/>
+      </w:pPr>
+    </w:lvl>
+    <w:lvl w:ilvl="8" w15:tentative="1">
+      <w:start w:val="1"/>
+      <w:numFmt w:val="decimal"/>
+      <w:lvlText w:val="%9."/>
+      <w:lvlJc w:val="left"/>
+      <w:pPr>
+        <w:ind w:left="2880"/>
+      </w:pPr>
+    </w:lvl>
+  </w:abstractNum>
   <w:num w:numId="1">
-    <w:abstractNumId w:val="45"/>
+    <w:abstractNumId w:val="696"/>
     <w:lvlOverride w:ilvl="0">
       <w:startOverride w:val="1"/>
     </w:lvlOverride>
   </w:num>
-  <w:num w:numId="55">
-    <w:abstractNumId w:val="53"/>
+  <w:num w:numId="708">
+    <w:abstractNumId w:val="704"/>
     <w:lvlOverride w:ilvl="0">
       <w:startOverride w:val="1"/>
     </w:lvlOverride>
   </w:num>
-  <w:num w:numId="56">
-    <w:abstractNumId w:val="54"/>
+  <w:num w:numId="709">
+    <w:abstractNumId w:val="705"/>
+    <w:lvlOverride w:ilvl="0">
+      <w:startOverride w:val="1"/>
+    </w:lvlOverride>
+  </w:num>
+  <w:num w:numId="710">
+    <w:abstractNumId w:val="706"/>
+    <w:lvlOverride w:ilvl="0">
+      <w:startOverride w:val="1"/>
+    </w:lvlOverride>
+  </w:num>
+  <w:num w:numId="711">
+    <w:abstractNumId w:val="707"/>
     <w:lvlOverride w:ilvl="0">
       <w:startOverride w:val="1"/>
     </w:lvlOverride>
